--- a/Resume.docx
+++ b/Resume.docx
@@ -1,6 +1,6 @@
 
 <file path=word/document.xml><?xml version="1.0" encoding="utf-8"?>
-<w:document xmlns:wpc="http://schemas.microsoft.com/office/word/2010/wordprocessingCanvas" xmlns:cx="http://schemas.microsoft.com/office/drawing/2014/chartex" xmlns:cx1="http://schemas.microsoft.com/office/drawing/2015/9/8/chartex" xmlns:cx2="http://schemas.microsoft.com/office/drawing/2015/10/21/chartex" xmlns:cx3="http://schemas.microsoft.com/office/drawing/2016/5/9/chartex" xmlns:cx4="http://schemas.microsoft.com/office/drawing/2016/5/10/chartex" xmlns:cx5="http://schemas.microsoft.com/office/drawing/2016/5/11/chartex" xmlns:cx6="http://schemas.microsoft.com/office/drawing/2016/5/12/chartex" xmlns:cx7="http://schemas.microsoft.com/office/drawing/2016/5/13/chartex" xmlns:cx8="http://schemas.microsoft.com/office/drawing/2016/5/14/chartex" xmlns:mc="http://schemas.openxmlformats.org/markup-compatibility/2006" xmlns:aink="http://schemas.microsoft.com/office/drawing/2016/ink" xmlns:am3d="http://schemas.microsoft.com/office/drawing/2017/model3d" xmlns:o="urn:schemas-microsoft-com:office:office" xmlns:oel="http://schemas.microsoft.com/office/2019/extlst" xmlns:r="http://schemas.openxmlformats.org/officeDocument/2006/relationships" xmlns:m="http://schemas.openxmlformats.org/officeDocument/2006/math" xmlns:v="urn:schemas-microsoft-com:vml" xmlns:wp14="http://schemas.microsoft.com/office/word/2010/wordprocessingDrawing" xmlns:wp="http://schemas.openxmlformats.org/drawingml/2006/wordprocessingDrawing" xmlns:w10="urn:schemas-microsoft-com:office:word" xmlns:w="http://schemas.openxmlformats.org/wordprocessingml/2006/main" xmlns:w14="http://schemas.microsoft.com/office/word/2010/wordml" xmlns:w15="http://schemas.microsoft.com/office/word/2012/wordml" xmlns:w16cei="http://schemas.microsoft.com/office/word/2026/wordml/cei" xmlns:w16cex="http://schemas.microsoft.com/office/word/2018/wordml/cex" xmlns:w16cid="http://schemas.microsoft.com/office/word/2016/wordml/cid" xmlns:w16="http://schemas.microsoft.com/office/word/2018/wordml" xmlns:w16du="http://schemas.microsoft.com/office/word/2023/wordml/word16du" xmlns:w16sdtdh="http://schemas.microsoft.com/office/word/2020/wordml/sdtdatahash" xmlns:w16sdtfl="http://schemas.microsoft.com/office/word/2024/wordml/sdtformatlock" xmlns:w16se="http://schemas.microsoft.com/office/word/2015/wordml/symex" xmlns:wpg="http://schemas.microsoft.com/office/word/2010/wordprocessingGroup" xmlns:wpi="http://schemas.microsoft.com/office/word/2010/wordprocessingInk" xmlns:wne="http://schemas.microsoft.com/office/word/2006/wordml" xmlns:wps="http://schemas.microsoft.com/office/word/2010/wordprocessingShape" mc:Ignorable="w14 w15 w16se w16cid w16 w16cex w16sdtdh w16sdtfl w16du wp14">
+<w:document xmlns:wpc="http://schemas.microsoft.com/office/word/2010/wordprocessingCanvas" xmlns:cx="http://schemas.microsoft.com/office/drawing/2014/chartex" xmlns:cx1="http://schemas.microsoft.com/office/drawing/2015/9/8/chartex" xmlns:cx2="http://schemas.microsoft.com/office/drawing/2015/10/21/chartex" xmlns:cx3="http://schemas.microsoft.com/office/drawing/2016/5/9/chartex" xmlns:cx4="http://schemas.microsoft.com/office/drawing/2016/5/10/chartex" xmlns:cx5="http://schemas.microsoft.com/office/drawing/2016/5/11/chartex" xmlns:cx6="http://schemas.microsoft.com/office/drawing/2016/5/12/chartex" xmlns:cx7="http://schemas.microsoft.com/office/drawing/2016/5/13/chartex" xmlns:cx8="http://schemas.microsoft.com/office/drawing/2016/5/14/chartex" xmlns:mc="http://schemas.openxmlformats.org/markup-compatibility/2006" xmlns:aink="http://schemas.microsoft.com/office/drawing/2016/ink" xmlns:am3d="http://schemas.microsoft.com/office/drawing/2017/model3d" xmlns:o="urn:schemas-microsoft-com:office:office" xmlns:oel="http://schemas.microsoft.com/office/2019/extlst" xmlns:r="http://schemas.openxmlformats.org/officeDocument/2006/relationships" xmlns:m="http://schemas.openxmlformats.org/officeDocument/2006/math" xmlns:v="urn:schemas-microsoft-com:vml" xmlns:wp14="http://schemas.microsoft.com/office/word/2010/wordprocessingDrawing" xmlns:wp="http://schemas.openxmlformats.org/drawingml/2006/wordprocessingDrawing" xmlns:w10="urn:schemas-microsoft-com:office:word" xmlns:w="http://schemas.openxmlformats.org/wordprocessingml/2006/main" xmlns:w14="http://schemas.microsoft.com/office/word/2010/wordml" xmlns:w15="http://schemas.microsoft.com/office/word/2012/wordml" xmlns:w16cex="http://schemas.microsoft.com/office/word/2018/wordml/cex" xmlns:w16cid="http://schemas.microsoft.com/office/word/2016/wordml/cid" xmlns:w16="http://schemas.microsoft.com/office/word/2018/wordml" xmlns:w16du="http://schemas.microsoft.com/office/word/2023/wordml/word16du" xmlns:w16sdtdh="http://schemas.microsoft.com/office/word/2020/wordml/sdtdatahash" xmlns:w16sdtfl="http://schemas.microsoft.com/office/word/2024/wordml/sdtformatlock" xmlns:w16se="http://schemas.microsoft.com/office/word/2015/wordml/symex" xmlns:wpg="http://schemas.microsoft.com/office/word/2010/wordprocessingGroup" xmlns:wpi="http://schemas.microsoft.com/office/word/2010/wordprocessingInk" xmlns:wne="http://schemas.microsoft.com/office/word/2006/wordml" xmlns:wps="http://schemas.microsoft.com/office/word/2010/wordprocessingShape" mc:Ignorable="w14 w15 w16se w16cid w16 w16cex w16sdtdh w16sdtfl w16du wp14">
   <w:body>
     <w:p>
       <w:pPr>
@@ -78,7 +78,19 @@
         <w:rPr>
           <w:rFonts w:ascii="Cambria" w:hAnsi="Cambria" w:cs="Arial"/>
         </w:rPr>
-        <w:t>Github</w:t>
+        <w:t>Git</w:t>
+      </w:r>
+      <w:r>
+        <w:rPr>
+          <w:rFonts w:ascii="Cambria" w:hAnsi="Cambria" w:cs="Arial"/>
+        </w:rPr>
+        <w:t>H</w:t>
+      </w:r>
+      <w:r>
+        <w:rPr>
+          <w:rFonts w:ascii="Cambria" w:hAnsi="Cambria" w:cs="Arial"/>
+        </w:rPr>
+        <w:t>ub</w:t>
       </w:r>
       <w:r>
         <w:rPr>
@@ -183,7 +195,28 @@
           <w:rFonts w:ascii="Cambria" w:hAnsi="Cambria" w:cs="Arial"/>
           <w:color w:val="auto"/>
         </w:rPr>
-        <w:t>Software Engineer | Microsoft | Jul 20</w:t>
+        <w:t>S</w:t>
+      </w:r>
+      <w:r>
+        <w:rPr>
+          <w:rFonts w:ascii="Cambria" w:hAnsi="Cambria" w:cs="Arial"/>
+          <w:color w:val="auto"/>
+        </w:rPr>
+        <w:t xml:space="preserve">enior </w:t>
+      </w:r>
+      <w:r>
+        <w:rPr>
+          <w:rFonts w:ascii="Cambria" w:hAnsi="Cambria" w:cs="Arial"/>
+          <w:color w:val="auto"/>
+        </w:rPr>
+        <w:t>S</w:t>
+      </w:r>
+      <w:r>
+        <w:rPr>
+          <w:rFonts w:ascii="Cambria" w:hAnsi="Cambria" w:cs="Arial"/>
+          <w:color w:val="auto"/>
+        </w:rPr>
+        <w:t>oftware Engineer | Microsoft | Jul 20</w:t>
       </w:r>
       <w:r>
         <w:rPr>
@@ -235,7 +268,28 @@
           <w:rFonts w:ascii="Cambria" w:hAnsi="Cambria"/>
           <w:color w:val="auto"/>
         </w:rPr>
-        <w:t xml:space="preserve">Application Provisioning | Jul 2024 </w:t>
+        <w:t xml:space="preserve">Application Provisioning </w:t>
+      </w:r>
+      <w:r>
+        <w:rPr>
+          <w:rFonts w:ascii="Cambria" w:hAnsi="Cambria"/>
+          <w:color w:val="auto"/>
+        </w:rPr>
+        <w:t>Team</w:t>
+      </w:r>
+      <w:r>
+        <w:rPr>
+          <w:rFonts w:ascii="Cambria" w:hAnsi="Cambria"/>
+          <w:color w:val="auto"/>
+        </w:rPr>
+        <w:t xml:space="preserve"> </w:t>
+      </w:r>
+      <w:r>
+        <w:rPr>
+          <w:rFonts w:ascii="Cambria" w:hAnsi="Cambria"/>
+          <w:color w:val="auto"/>
+        </w:rPr>
+        <w:t xml:space="preserve">| Jul 2024 </w:t>
       </w:r>
       <w:r>
         <w:rPr>
@@ -255,36 +309,39 @@
     <w:p>
       <w:pPr>
         <w:pStyle w:val="ListBullet"/>
-        <w:numPr>
-          <w:ilvl w:val="0"/>
-          <w:numId w:val="0"/>
-        </w:numPr>
-        <w:tabs>
-          <w:tab w:val="left" w:pos="4590"/>
-        </w:tabs>
-        <w:spacing w:before="60" w:after="60" w:line="300" w:lineRule="auto"/>
-        <w:ind w:left="216" w:hanging="216"/>
-        <w:rPr>
-          <w:rFonts w:ascii="Cambria" w:hAnsi="Cambria" w:cs="Arial"/>
-        </w:rPr>
-      </w:pPr>
-      <w:r>
-        <w:rPr>
-          <w:rFonts w:ascii="Cambria" w:hAnsi="Cambria" w:cs="Arial"/>
-        </w:rPr>
-        <w:t>Work</w:t>
-      </w:r>
-      <w:r>
-        <w:rPr>
-          <w:rFonts w:ascii="Cambria" w:hAnsi="Cambria" w:cs="Arial"/>
-        </w:rPr>
-        <w:t>ing</w:t>
-      </w:r>
-      <w:r>
-        <w:rPr>
-          <w:rFonts w:ascii="Cambria" w:hAnsi="Cambria" w:cs="Arial"/>
-        </w:rPr>
-        <w:t xml:space="preserve"> on the Identity Provisioning Service:</w:t>
+        <w:rPr>
+          <w:rFonts w:ascii="Cambria" w:hAnsi="Cambria"/>
+        </w:rPr>
+      </w:pPr>
+      <w:r>
+        <w:rPr>
+          <w:rFonts w:ascii="Cambria" w:hAnsi="Cambria"/>
+        </w:rPr>
+        <w:t xml:space="preserve">Design, develop, and maintain </w:t>
+      </w:r>
+      <w:r>
+        <w:rPr>
+          <w:rFonts w:ascii="Cambria" w:hAnsi="Cambria"/>
+        </w:rPr>
+        <w:t xml:space="preserve">a </w:t>
+      </w:r>
+      <w:r>
+        <w:rPr>
+          <w:rFonts w:ascii="Cambria" w:hAnsi="Cambria"/>
+        </w:rPr>
+        <w:t xml:space="preserve">distributed provisioning service synchronizing billions of identity changes </w:t>
+      </w:r>
+      <w:r>
+        <w:rPr>
+          <w:rFonts w:ascii="Cambria" w:hAnsi="Cambria"/>
+        </w:rPr>
+        <w:t>daily</w:t>
+      </w:r>
+      <w:r>
+        <w:rPr>
+          <w:rFonts w:ascii="Cambria" w:hAnsi="Cambria"/>
+        </w:rPr>
+        <w:t>.</w:t>
       </w:r>
     </w:p>
     <w:p>
@@ -298,19 +355,19 @@
         <w:rPr>
           <w:rFonts w:ascii="Cambria" w:hAnsi="Cambria"/>
         </w:rPr>
-        <w:t xml:space="preserve">Design, develop, and maintain distributed provisioning service synchronizing billions of identity changes </w:t>
-      </w:r>
-      <w:r>
-        <w:rPr>
-          <w:rFonts w:ascii="Cambria" w:hAnsi="Cambria"/>
-        </w:rPr>
-        <w:t>daily</w:t>
-      </w:r>
-      <w:r>
-        <w:rPr>
-          <w:rFonts w:ascii="Cambria" w:hAnsi="Cambria"/>
-        </w:rPr>
-        <w:t>.</w:t>
+        <w:t>Serve as tech lead for onboarding new authentication methods, including workload identity-based auth</w:t>
+      </w:r>
+      <w:r>
+        <w:rPr>
+          <w:rFonts w:ascii="Cambria" w:hAnsi="Cambria"/>
+        </w:rPr>
+        <w:t xml:space="preserve"> for services</w:t>
+      </w:r>
+      <w:r>
+        <w:rPr>
+          <w:rFonts w:ascii="Cambria" w:hAnsi="Cambria"/>
+        </w:rPr>
+        <w:t xml:space="preserve"> and ID-JAG (Identity Assertion Authorization Grant) for AI agents.</w:t>
       </w:r>
     </w:p>
     <w:p>
@@ -324,19 +381,7 @@
         <w:rPr>
           <w:rFonts w:ascii="Cambria" w:hAnsi="Cambria"/>
         </w:rPr>
-        <w:t>Serve as tech lead for onboarding new authentication methods, including workload identity-based auth</w:t>
-      </w:r>
-      <w:r>
-        <w:rPr>
-          <w:rFonts w:ascii="Cambria" w:hAnsi="Cambria"/>
-        </w:rPr>
-        <w:t xml:space="preserve"> for services</w:t>
-      </w:r>
-      <w:r>
-        <w:rPr>
-          <w:rFonts w:ascii="Cambria" w:hAnsi="Cambria"/>
-        </w:rPr>
-        <w:t xml:space="preserve"> and ID-JAG (Identity Assertion Authorization Grant) for AI agents.</w:t>
+        <w:t>Design and test agent provisioning standards for SCIM (IETF), validating integrations with GitHub and Google.</w:t>
       </w:r>
     </w:p>
     <w:p>
@@ -350,7 +395,7 @@
         <w:rPr>
           <w:rFonts w:ascii="Cambria" w:hAnsi="Cambria"/>
         </w:rPr>
-        <w:t>Design and test agent provisioning standards for SCIM (IETF), validating integrations with GitHub and Google.</w:t>
+        <w:t>Lead the development and validation of new third-party SCIM API-based connectors for inclusion in Entra.</w:t>
       </w:r>
     </w:p>
     <w:p>
@@ -364,58 +409,159 @@
         <w:rPr>
           <w:rFonts w:ascii="Cambria" w:hAnsi="Cambria"/>
         </w:rPr>
-        <w:t>Lead the development and validation of new third-party SCIM API-based connectors for inclusion in Entra.</w:t>
+        <w:t xml:space="preserve">Lead an effort on agentic customer-issue investigation and the evaluation processes for it. Evangelize the use of AI tools to improve developer productivity, including creating MCP </w:t>
+      </w:r>
+      <w:r>
+        <w:rPr>
+          <w:rFonts w:ascii="Cambria" w:hAnsi="Cambria"/>
+        </w:rPr>
+        <w:t xml:space="preserve">servers </w:t>
+      </w:r>
+      <w:r>
+        <w:rPr>
+          <w:rFonts w:ascii="Cambria" w:hAnsi="Cambria"/>
+        </w:rPr>
+        <w:t>and search indexes for internal documentation and libraries for coding agent consumption.</w:t>
+      </w:r>
+      <w:r>
+        <w:rPr>
+          <w:rFonts w:ascii="Cambria" w:hAnsi="Cambria"/>
+        </w:rPr>
+        <w:br/>
+      </w:r>
+      <w:r>
+        <w:rPr>
+          <w:rFonts w:ascii="Cambria" w:hAnsi="Cambria"/>
+          <w:b/>
+          <w:bCs/>
+        </w:rPr>
+        <w:t>Skills:</w:t>
+      </w:r>
+      <w:r>
+        <w:rPr>
+          <w:rFonts w:ascii="Cambria" w:hAnsi="Cambria"/>
+        </w:rPr>
+        <w:t xml:space="preserve"> Azure Services, Cosmos</w:t>
+      </w:r>
+      <w:r>
+        <w:rPr>
+          <w:rFonts w:ascii="Cambria" w:hAnsi="Cambria"/>
+        </w:rPr>
+        <w:t xml:space="preserve"> </w:t>
+      </w:r>
+      <w:r>
+        <w:rPr>
+          <w:rFonts w:ascii="Cambria" w:hAnsi="Cambria"/>
+        </w:rPr>
+        <w:t>DB, C#, .NET, TypeScript, SCIM, Workload Identity, ID-JAG, Evals, LLM-as-Judge</w:t>
       </w:r>
     </w:p>
     <w:p>
       <w:pPr>
-        <w:pStyle w:val="ListBullet"/>
-        <w:rPr>
-          <w:rFonts w:ascii="Cambria" w:hAnsi="Cambria"/>
-        </w:rPr>
-      </w:pPr>
-      <w:r>
-        <w:rPr>
-          <w:rFonts w:ascii="Cambria" w:hAnsi="Cambria"/>
-        </w:rPr>
-        <w:t>Lead an effort on agentic customer-issue investigation and the evaluation processes for it. Evangelize the use of AI tools to improve developer productivity, including creating MCP and search indexes for internal documentation and libraries for coding agent consumption.</w:t>
-      </w:r>
-      <w:r>
-        <w:rPr>
-          <w:rFonts w:ascii="Cambria" w:hAnsi="Cambria"/>
-        </w:rPr>
-        <w:br/>
-      </w:r>
-      <w:r>
-        <w:rPr>
-          <w:rFonts w:ascii="Cambria" w:hAnsi="Cambria"/>
-          <w:b/>
-          <w:bCs/>
-        </w:rPr>
-        <w:t>Skills:</w:t>
-      </w:r>
-      <w:r>
-        <w:rPr>
-          <w:rFonts w:ascii="Cambria" w:hAnsi="Cambria"/>
-        </w:rPr>
-        <w:t xml:space="preserve"> Azure Services, CosmosDB, C#, .NET, TypeScript, SCIM, Workload Identity, ID-JAG, Evals, LLM-as-Judge</w:t>
+        <w:pStyle w:val="Heading3"/>
+        <w:spacing w:before="120" w:line="240" w:lineRule="auto"/>
+        <w:rPr>
+          <w:rFonts w:ascii="Cambria" w:hAnsi="Cambria"/>
+          <w:color w:val="auto"/>
+        </w:rPr>
+      </w:pPr>
+      <w:r>
+        <w:rPr>
+          <w:rFonts w:ascii="Cambria" w:hAnsi="Cambria"/>
+          <w:color w:val="auto"/>
+        </w:rPr>
+        <w:t>Hybrid Identity and Provisioning</w:t>
+      </w:r>
+      <w:r>
+        <w:rPr>
+          <w:rFonts w:ascii="Cambria" w:hAnsi="Cambria"/>
+          <w:color w:val="auto"/>
+        </w:rPr>
+        <w:t xml:space="preserve"> Events</w:t>
+      </w:r>
+      <w:r>
+        <w:rPr>
+          <w:rFonts w:ascii="Cambria" w:hAnsi="Cambria"/>
+          <w:color w:val="auto"/>
+        </w:rPr>
+        <w:t xml:space="preserve"> </w:t>
+      </w:r>
+      <w:r>
+        <w:rPr>
+          <w:rFonts w:ascii="Cambria" w:hAnsi="Cambria"/>
+          <w:color w:val="auto"/>
+        </w:rPr>
+        <w:t xml:space="preserve">Team </w:t>
+      </w:r>
+      <w:r>
+        <w:rPr>
+          <w:rFonts w:ascii="Cambria" w:hAnsi="Cambria"/>
+          <w:color w:val="auto"/>
+        </w:rPr>
+        <w:t>| Jul 2020 - Jun 2024</w:t>
       </w:r>
     </w:p>
     <w:p>
       <w:pPr>
-        <w:pStyle w:val="Heading3"/>
-        <w:spacing w:before="120" w:line="240" w:lineRule="auto"/>
-        <w:rPr>
-          <w:rFonts w:ascii="Cambria" w:hAnsi="Cambria"/>
-          <w:color w:val="auto"/>
-        </w:rPr>
-      </w:pPr>
-      <w:r>
-        <w:rPr>
-          <w:rFonts w:ascii="Cambria" w:hAnsi="Cambria"/>
-          <w:color w:val="auto"/>
-        </w:rPr>
-        <w:t>Hybrid Identity Team and Provisioning Events | Jul 2020 - Jun 2024</w:t>
+        <w:pStyle w:val="ListBullet"/>
+        <w:spacing w:before="60" w:after="60" w:line="300" w:lineRule="auto"/>
+        <w:rPr>
+          <w:rFonts w:ascii="Cambria" w:hAnsi="Cambria" w:cs="Arial"/>
+        </w:rPr>
+      </w:pPr>
+      <w:r>
+        <w:rPr>
+          <w:rFonts w:ascii="Cambria" w:hAnsi="Cambria" w:cs="Arial"/>
+        </w:rPr>
+        <w:t>Maintained globally deployed services that process</w:t>
+      </w:r>
+      <w:r>
+        <w:rPr>
+          <w:rFonts w:ascii="Cambria" w:hAnsi="Cambria" w:cs="Arial"/>
+        </w:rPr>
+        <w:t>ed</w:t>
+      </w:r>
+      <w:r>
+        <w:rPr>
+          <w:rFonts w:ascii="Cambria" w:hAnsi="Cambria" w:cs="Arial"/>
+        </w:rPr>
+        <w:t xml:space="preserve"> 2+ billion </w:t>
+      </w:r>
+      <w:r>
+        <w:rPr>
+          <w:rFonts w:ascii="Cambria" w:hAnsi="Cambria" w:cs="Arial"/>
+        </w:rPr>
+        <w:t>events</w:t>
+      </w:r>
+      <w:r>
+        <w:rPr>
+          <w:rFonts w:ascii="Cambria" w:hAnsi="Cambria" w:cs="Arial"/>
+        </w:rPr>
+        <w:t xml:space="preserve"> per day. These services help</w:t>
+      </w:r>
+      <w:r>
+        <w:rPr>
+          <w:rFonts w:ascii="Cambria" w:hAnsi="Cambria" w:cs="Arial"/>
+        </w:rPr>
+        <w:t>ed</w:t>
+      </w:r>
+      <w:r>
+        <w:rPr>
+          <w:rFonts w:ascii="Cambria" w:hAnsi="Cambria" w:cs="Arial"/>
+        </w:rPr>
+        <w:t xml:space="preserve"> enterprises monitor their on-premises identity infrastructure and identit</w:t>
+      </w:r>
+      <w:r>
+        <w:rPr>
+          <w:rFonts w:ascii="Cambria" w:hAnsi="Cambria" w:cs="Arial"/>
+        </w:rPr>
+        <w:t>y</w:t>
+      </w:r>
+      <w:r>
+        <w:rPr>
+          <w:rFonts w:ascii="Cambria" w:hAnsi="Cambria" w:cs="Arial"/>
+        </w:rPr>
+        <w:t xml:space="preserve"> synchronization.</w:t>
       </w:r>
     </w:p>
     <w:p>
@@ -430,52 +576,37 @@
         <w:rPr>
           <w:rFonts w:ascii="Cambria" w:hAnsi="Cambria" w:cs="Arial"/>
         </w:rPr>
-        <w:t xml:space="preserve">Maintained globally deployed services that process 2+ billion </w:t>
-      </w:r>
-      <w:r>
-        <w:rPr>
-          <w:rFonts w:ascii="Cambria" w:hAnsi="Cambria" w:cs="Arial"/>
-        </w:rPr>
-        <w:t>events</w:t>
-      </w:r>
-      <w:r>
-        <w:rPr>
-          <w:rFonts w:ascii="Cambria" w:hAnsi="Cambria" w:cs="Arial"/>
-        </w:rPr>
-        <w:t xml:space="preserve"> per day. These services help enterprises monitor their on-premises identity infrastructure and identit</w:t>
-      </w:r>
-      <w:r>
-        <w:rPr>
-          <w:rFonts w:ascii="Cambria" w:hAnsi="Cambria" w:cs="Arial"/>
-        </w:rPr>
-        <w:t>y</w:t>
-      </w:r>
-      <w:r>
-        <w:rPr>
-          <w:rFonts w:ascii="Cambria" w:hAnsi="Cambria" w:cs="Arial"/>
-        </w:rPr>
-        <w:t xml:space="preserve"> synchronization.</w:t>
-      </w:r>
-    </w:p>
-    <w:p>
-      <w:pPr>
-        <w:pStyle w:val="ListBullet"/>
-        <w:spacing w:before="60" w:after="60" w:line="300" w:lineRule="auto"/>
-        <w:rPr>
-          <w:rFonts w:ascii="Cambria" w:hAnsi="Cambria" w:cs="Arial"/>
-        </w:rPr>
-      </w:pPr>
-      <w:r>
-        <w:rPr>
-          <w:rFonts w:ascii="Cambria" w:hAnsi="Cambria" w:cs="Arial"/>
-        </w:rPr>
         <w:t>Developed</w:t>
       </w:r>
       <w:r>
         <w:rPr>
           <w:rFonts w:ascii="Cambria" w:hAnsi="Cambria" w:cs="Arial"/>
         </w:rPr>
-        <w:t xml:space="preserve"> UI components for front-end with 30k</w:t>
+        <w:t xml:space="preserve"> </w:t>
+      </w:r>
+      <w:r>
+        <w:rPr>
+          <w:rFonts w:ascii="Cambria" w:hAnsi="Cambria" w:cs="Arial"/>
+        </w:rPr>
+        <w:t xml:space="preserve">front-end </w:t>
+      </w:r>
+      <w:r>
+        <w:rPr>
+          <w:rFonts w:ascii="Cambria" w:hAnsi="Cambria" w:cs="Arial"/>
+        </w:rPr>
+        <w:t xml:space="preserve">UI components </w:t>
+      </w:r>
+      <w:r>
+        <w:rPr>
+          <w:rFonts w:ascii="Cambria" w:hAnsi="Cambria" w:cs="Arial"/>
+        </w:rPr>
+        <w:t>serving</w:t>
+      </w:r>
+      <w:r>
+        <w:rPr>
+          <w:rFonts w:ascii="Cambria" w:hAnsi="Cambria" w:cs="Arial"/>
+        </w:rPr>
+        <w:t xml:space="preserve"> 30k</w:t>
       </w:r>
       <w:r>
         <w:rPr>
@@ -526,20 +657,76 @@
       <w:r>
         <w:rPr>
           <w:rFonts w:ascii="Cambria" w:hAnsi="Cambria" w:cs="Arial"/>
-        </w:rPr>
-        <w:t xml:space="preserve">: Azure Services, </w:t>
-      </w:r>
-      <w:r>
-        <w:rPr>
-          <w:rFonts w:ascii="Cambria" w:hAnsi="Cambria" w:cs="Arial"/>
-        </w:rPr>
-        <w:t xml:space="preserve">Kafka/ Eventhub, </w:t>
-      </w:r>
-      <w:r>
-        <w:rPr>
-          <w:rFonts w:ascii="Cambria" w:hAnsi="Cambria" w:cs="Arial"/>
-        </w:rPr>
-        <w:t xml:space="preserve">CosmosDB, </w:t>
+          <w:b/>
+          <w:bCs/>
+        </w:rPr>
+        <w:t>:</w:t>
+      </w:r>
+      <w:r>
+        <w:rPr>
+          <w:rFonts w:ascii="Cambria" w:hAnsi="Cambria" w:cs="Arial"/>
+        </w:rPr>
+        <w:t xml:space="preserve"> Azure Services, </w:t>
+      </w:r>
+      <w:r>
+        <w:rPr>
+          <w:rFonts w:ascii="Cambria" w:hAnsi="Cambria" w:cs="Arial"/>
+        </w:rPr>
+        <w:t>Kafka</w:t>
+      </w:r>
+      <w:r>
+        <w:rPr>
+          <w:rFonts w:ascii="Cambria" w:hAnsi="Cambria" w:cs="Arial"/>
+        </w:rPr>
+        <w:t>, Azure</w:t>
+      </w:r>
+      <w:r>
+        <w:rPr>
+          <w:rFonts w:ascii="Cambria" w:hAnsi="Cambria" w:cs="Arial"/>
+        </w:rPr>
+        <w:t xml:space="preserve"> Event</w:t>
+      </w:r>
+      <w:r>
+        <w:rPr>
+          <w:rFonts w:ascii="Cambria" w:hAnsi="Cambria" w:cs="Arial"/>
+        </w:rPr>
+        <w:t xml:space="preserve"> H</w:t>
+      </w:r>
+      <w:r>
+        <w:rPr>
+          <w:rFonts w:ascii="Cambria" w:hAnsi="Cambria" w:cs="Arial"/>
+        </w:rPr>
+        <w:t>ub</w:t>
+      </w:r>
+      <w:r>
+        <w:rPr>
+          <w:rFonts w:ascii="Cambria" w:hAnsi="Cambria" w:cs="Arial"/>
+        </w:rPr>
+        <w:t>s</w:t>
+      </w:r>
+      <w:r>
+        <w:rPr>
+          <w:rFonts w:ascii="Cambria" w:hAnsi="Cambria" w:cs="Arial"/>
+        </w:rPr>
+        <w:t xml:space="preserve">, </w:t>
+      </w:r>
+      <w:r>
+        <w:rPr>
+          <w:rFonts w:ascii="Cambria" w:hAnsi="Cambria" w:cs="Arial"/>
+        </w:rPr>
+        <w:t>Cosmos</w:t>
+      </w:r>
+      <w:r>
+        <w:rPr>
+          <w:rFonts w:ascii="Cambria" w:hAnsi="Cambria" w:cs="Arial"/>
+        </w:rPr>
+        <w:t xml:space="preserve"> </w:t>
+      </w:r>
+      <w:r>
+        <w:rPr>
+          <w:rFonts w:ascii="Cambria" w:hAnsi="Cambria" w:cs="Arial"/>
+        </w:rPr>
+        <w:t xml:space="preserve">DB, </w:t>
       </w:r>
       <w:r>
         <w:rPr>
@@ -557,7 +744,19 @@
         <w:rPr>
           <w:rFonts w:ascii="Cambria" w:hAnsi="Cambria" w:cs="Arial"/>
         </w:rPr>
-        <w:t>, React, Next.Js</w:t>
+        <w:t>, React, Next.</w:t>
+      </w:r>
+      <w:r>
+        <w:rPr>
+          <w:rFonts w:ascii="Cambria" w:hAnsi="Cambria" w:cs="Arial"/>
+        </w:rPr>
+        <w:t>j</w:t>
+      </w:r>
+      <w:r>
+        <w:rPr>
+          <w:rFonts w:ascii="Cambria" w:hAnsi="Cambria" w:cs="Arial"/>
+        </w:rPr>
+        <w:t>s</w:t>
       </w:r>
     </w:p>
     <w:p>
@@ -717,7 +916,19 @@
         <w:rPr>
           <w:rFonts w:ascii="Cambria" w:hAnsi="Cambria" w:cs="Arial"/>
         </w:rPr>
-        <w:t xml:space="preserve">hosted service which </w:t>
+        <w:t xml:space="preserve">hosted service </w:t>
+      </w:r>
+      <w:r>
+        <w:rPr>
+          <w:rFonts w:ascii="Cambria" w:hAnsi="Cambria" w:cs="Arial"/>
+        </w:rPr>
+        <w:t>that</w:t>
+      </w:r>
+      <w:r>
+        <w:rPr>
+          <w:rFonts w:ascii="Cambria" w:hAnsi="Cambria" w:cs="Arial"/>
+        </w:rPr>
+        <w:t xml:space="preserve"> </w:t>
       </w:r>
       <w:r>
         <w:rPr>
@@ -762,8 +973,16 @@
       <w:r>
         <w:rPr>
           <w:rFonts w:ascii="Cambria" w:hAnsi="Cambria" w:cs="Arial"/>
-        </w:rPr>
-        <w:t xml:space="preserve">: C++, DICOM, SQL, </w:t>
+          <w:b/>
+          <w:bCs/>
+        </w:rPr>
+        <w:t>:</w:t>
+      </w:r>
+      <w:r>
+        <w:rPr>
+          <w:rFonts w:ascii="Cambria" w:hAnsi="Cambria" w:cs="Arial"/>
+        </w:rPr>
+        <w:t xml:space="preserve"> C++, DICOM, SQL, </w:t>
       </w:r>
       <w:r>
         <w:rPr>
@@ -787,7 +1006,19 @@
         <w:rPr>
           <w:rFonts w:ascii="Cambria" w:hAnsi="Cambria" w:cs="Arial"/>
         </w:rPr>
-        <w:t>, Terraform, AWS/ Azure Services</w:t>
+        <w:t>, Terraform, AWS</w:t>
+      </w:r>
+      <w:r>
+        <w:rPr>
+          <w:rFonts w:ascii="Cambria" w:hAnsi="Cambria" w:cs="Arial"/>
+        </w:rPr>
+        <w:t xml:space="preserve"> and</w:t>
+      </w:r>
+      <w:r>
+        <w:rPr>
+          <w:rFonts w:ascii="Cambria" w:hAnsi="Cambria" w:cs="Arial"/>
+        </w:rPr>
+        <w:t xml:space="preserve"> Azure Services</w:t>
       </w:r>
     </w:p>
     <w:p>
@@ -840,26 +1071,34 @@
           <w:bCs/>
           <w:caps/>
         </w:rPr>
-        <w:t>C#,</w:t>
-      </w:r>
-      <w:r>
-        <w:rPr>
-          <w:rFonts w:ascii="Cambria" w:hAnsi="Cambria" w:cs="Arial"/>
-          <w:b/>
+        <w:t xml:space="preserve">C#, </w:t>
+      </w:r>
+      <w:r>
+        <w:rPr>
+          <w:rFonts w:ascii="Cambria" w:hAnsi="Cambria" w:cs="Arial"/>
+          <w:bCs/>
+        </w:rPr>
+        <w:t>Python</w:t>
+      </w:r>
+      <w:r>
+        <w:rPr>
+          <w:rFonts w:ascii="Cambria" w:hAnsi="Cambria" w:cs="Arial"/>
+          <w:bCs/>
           <w:caps/>
         </w:rPr>
-        <w:t xml:space="preserve"> </w:t>
-      </w:r>
-      <w:r>
-        <w:rPr>
-          <w:rFonts w:ascii="Cambria" w:hAnsi="Cambria" w:cs="Arial"/>
-        </w:rPr>
-        <w:t>Python</w:t>
-      </w:r>
-      <w:r>
-        <w:rPr>
-          <w:rFonts w:ascii="Cambria" w:hAnsi="Cambria" w:cs="Arial"/>
-          <w:b/>
+        <w:t xml:space="preserve">, </w:t>
+      </w:r>
+      <w:r>
+        <w:rPr>
+          <w:rFonts w:ascii="Cambria" w:hAnsi="Cambria" w:cs="Arial"/>
+          <w:bCs/>
+        </w:rPr>
+        <w:t>C++</w:t>
+      </w:r>
+      <w:r>
+        <w:rPr>
+          <w:rFonts w:ascii="Cambria" w:hAnsi="Cambria" w:cs="Arial"/>
+          <w:bCs/>
           <w:caps/>
         </w:rPr>
         <w:t xml:space="preserve">, </w:t>
@@ -867,36 +1106,24 @@
       <w:r>
         <w:rPr>
           <w:rFonts w:ascii="Cambria" w:hAnsi="Cambria" w:cs="Arial"/>
-        </w:rPr>
-        <w:t>C++</w:t>
-      </w:r>
-      <w:r>
-        <w:rPr>
-          <w:rFonts w:ascii="Cambria" w:hAnsi="Cambria" w:cs="Arial"/>
-          <w:b/>
+          <w:bCs/>
+        </w:rPr>
+        <w:t>Java</w:t>
+      </w:r>
+      <w:r>
+        <w:rPr>
+          <w:rFonts w:ascii="Cambria" w:hAnsi="Cambria" w:cs="Arial"/>
+          <w:bCs/>
           <w:caps/>
         </w:rPr>
-        <w:t xml:space="preserve">, </w:t>
-      </w:r>
-      <w:r>
-        <w:rPr>
-          <w:rFonts w:ascii="Cambria" w:hAnsi="Cambria" w:cs="Arial"/>
-        </w:rPr>
-        <w:t>Java</w:t>
-      </w:r>
-      <w:r>
-        <w:rPr>
-          <w:rFonts w:ascii="Cambria" w:hAnsi="Cambria" w:cs="Arial"/>
-          <w:b/>
-          <w:caps/>
-        </w:rPr>
         <w:t>,</w:t>
       </w:r>
       <w:r>
         <w:rPr>
           <w:rFonts w:ascii="Cambria" w:hAnsi="Cambria" w:cs="Arial"/>
-        </w:rPr>
-        <w:t xml:space="preserve"> SQL, TypeScript, JavaScript, Go</w:t>
+          <w:bCs/>
+        </w:rPr>
+        <w:t xml:space="preserve"> SQL, TypeScript, JavaScript</w:t>
       </w:r>
     </w:p>
     <w:sdt>
@@ -1059,7 +1286,7 @@
           <w:b w:val="0"/>
           <w:color w:val="auto"/>
         </w:rPr>
-        <w:t xml:space="preserve"> 2018 </w:t>
+        <w:t xml:space="preserve"> 2018</w:t>
       </w:r>
     </w:p>
     <w:p>
@@ -1172,13 +1399,25 @@
         <w:rPr>
           <w:rFonts w:ascii="Cambria" w:hAnsi="Cambria" w:cs="Arial"/>
         </w:rPr>
-        <w:t xml:space="preserve">Designed and implemented an object detection-based recycle bin </w:t>
-      </w:r>
-      <w:r>
-        <w:rPr>
-          <w:rFonts w:ascii="Cambria" w:hAnsi="Cambria" w:cs="Arial"/>
-        </w:rPr>
-        <w:t>which</w:t>
+        <w:t>Designed and implemented an object</w:t>
+      </w:r>
+      <w:r>
+        <w:rPr>
+          <w:rFonts w:ascii="Cambria" w:hAnsi="Cambria" w:cs="Arial"/>
+        </w:rPr>
+        <w:t>-</w:t>
+      </w:r>
+      <w:r>
+        <w:rPr>
+          <w:rFonts w:ascii="Cambria" w:hAnsi="Cambria" w:cs="Arial"/>
+        </w:rPr>
+        <w:t xml:space="preserve">detection-based recycle bin </w:t>
+      </w:r>
+      <w:r>
+        <w:rPr>
+          <w:rFonts w:ascii="Cambria" w:hAnsi="Cambria" w:cs="Arial"/>
+        </w:rPr>
+        <w:t>that</w:t>
       </w:r>
       <w:r>
         <w:rPr>
@@ -1196,7 +1435,19 @@
         <w:rPr>
           <w:rFonts w:ascii="Cambria" w:hAnsi="Cambria" w:cs="Arial"/>
         </w:rPr>
-        <w:t>urban/ residential waste</w:t>
+        <w:t>urban</w:t>
+      </w:r>
+      <w:r>
+        <w:rPr>
+          <w:rFonts w:ascii="Cambria" w:hAnsi="Cambria" w:cs="Arial"/>
+        </w:rPr>
+        <w:t xml:space="preserve"> and</w:t>
+      </w:r>
+      <w:r>
+        <w:rPr>
+          <w:rFonts w:ascii="Cambria" w:hAnsi="Cambria" w:cs="Arial"/>
+        </w:rPr>
+        <w:t xml:space="preserve"> residential waste</w:t>
       </w:r>
       <w:r>
         <w:rPr>
@@ -1233,13 +1484,37 @@
         <w:rPr>
           <w:rFonts w:ascii="Cambria" w:hAnsi="Cambria" w:cs="Arial"/>
         </w:rPr>
-        <w:t>eveloped a shallow neural network classification model for Raspberry Pi3</w:t>
-      </w:r>
-      <w:r>
-        <w:rPr>
-          <w:rFonts w:ascii="Cambria" w:hAnsi="Cambria" w:cs="Arial"/>
-        </w:rPr>
-        <w:t xml:space="preserve"> which classifies objects with</w:t>
+        <w:t>eveloped a shallow neural network classification model for Raspberry Pi</w:t>
+      </w:r>
+      <w:r>
+        <w:rPr>
+          <w:rFonts w:ascii="Cambria" w:hAnsi="Cambria" w:cs="Arial"/>
+        </w:rPr>
+        <w:t xml:space="preserve"> </w:t>
+      </w:r>
+      <w:r>
+        <w:rPr>
+          <w:rFonts w:ascii="Cambria" w:hAnsi="Cambria" w:cs="Arial"/>
+        </w:rPr>
+        <w:t>3</w:t>
+      </w:r>
+      <w:r>
+        <w:rPr>
+          <w:rFonts w:ascii="Cambria" w:hAnsi="Cambria" w:cs="Arial"/>
+        </w:rPr>
+        <w:t xml:space="preserve"> </w:t>
+      </w:r>
+      <w:r>
+        <w:rPr>
+          <w:rFonts w:ascii="Cambria" w:hAnsi="Cambria" w:cs="Arial"/>
+        </w:rPr>
+        <w:t>that</w:t>
+      </w:r>
+      <w:r>
+        <w:rPr>
+          <w:rFonts w:ascii="Cambria" w:hAnsi="Cambria" w:cs="Arial"/>
+        </w:rPr>
+        <w:t xml:space="preserve"> classifies objects with</w:t>
       </w:r>
       <w:r>
         <w:rPr>
@@ -1287,7 +1562,19 @@
         <w:rPr>
           <w:rFonts w:ascii="Cambria" w:eastAsiaTheme="majorEastAsia" w:hAnsi="Cambria" w:cs="Arial"/>
         </w:rPr>
-        <w:t xml:space="preserve"> Python, Tensorflow, IoT, </w:t>
+        <w:t xml:space="preserve"> Python, Tensor</w:t>
+      </w:r>
+      <w:r>
+        <w:rPr>
+          <w:rFonts w:ascii="Cambria" w:eastAsiaTheme="majorEastAsia" w:hAnsi="Cambria" w:cs="Arial"/>
+        </w:rPr>
+        <w:t>F</w:t>
+      </w:r>
+      <w:r>
+        <w:rPr>
+          <w:rFonts w:ascii="Cambria" w:eastAsiaTheme="majorEastAsia" w:hAnsi="Cambria" w:cs="Arial"/>
+        </w:rPr>
+        <w:t xml:space="preserve">low, IoT, </w:t>
       </w:r>
       <w:r>
         <w:rPr>
@@ -1316,7 +1603,7 @@
 </file>
 
 <file path=word/endnotes.xml><?xml version="1.0" encoding="utf-8"?>
-<w:endnotes xmlns:wpc="http://schemas.microsoft.com/office/word/2010/wordprocessingCanvas" xmlns:cx="http://schemas.microsoft.com/office/drawing/2014/chartex" xmlns:cx1="http://schemas.microsoft.com/office/drawing/2015/9/8/chartex" xmlns:cx2="http://schemas.microsoft.com/office/drawing/2015/10/21/chartex" xmlns:cx3="http://schemas.microsoft.com/office/drawing/2016/5/9/chartex" xmlns:cx4="http://schemas.microsoft.com/office/drawing/2016/5/10/chartex" xmlns:cx5="http://schemas.microsoft.com/office/drawing/2016/5/11/chartex" xmlns:cx6="http://schemas.microsoft.com/office/drawing/2016/5/12/chartex" xmlns:cx7="http://schemas.microsoft.com/office/drawing/2016/5/13/chartex" xmlns:cx8="http://schemas.microsoft.com/office/drawing/2016/5/14/chartex" xmlns:mc="http://schemas.openxmlformats.org/markup-compatibility/2006" xmlns:aink="http://schemas.microsoft.com/office/drawing/2016/ink" xmlns:am3d="http://schemas.microsoft.com/office/drawing/2017/model3d" xmlns:o="urn:schemas-microsoft-com:office:office" xmlns:oel="http://schemas.microsoft.com/office/2019/extlst" xmlns:r="http://schemas.openxmlformats.org/officeDocument/2006/relationships" xmlns:m="http://schemas.openxmlformats.org/officeDocument/2006/math" xmlns:v="urn:schemas-microsoft-com:vml" xmlns:wp14="http://schemas.microsoft.com/office/word/2010/wordprocessingDrawing" xmlns:wp="http://schemas.openxmlformats.org/drawingml/2006/wordprocessingDrawing" xmlns:w10="urn:schemas-microsoft-com:office:word" xmlns:w="http://schemas.openxmlformats.org/wordprocessingml/2006/main" xmlns:w14="http://schemas.microsoft.com/office/word/2010/wordml" xmlns:w15="http://schemas.microsoft.com/office/word/2012/wordml" xmlns:w16cei="http://schemas.microsoft.com/office/word/2026/wordml/cei" xmlns:w16cex="http://schemas.microsoft.com/office/word/2018/wordml/cex" xmlns:w16cid="http://schemas.microsoft.com/office/word/2016/wordml/cid" xmlns:w16="http://schemas.microsoft.com/office/word/2018/wordml" xmlns:w16du="http://schemas.microsoft.com/office/word/2023/wordml/word16du" xmlns:w16sdtdh="http://schemas.microsoft.com/office/word/2020/wordml/sdtdatahash" xmlns:w16sdtfl="http://schemas.microsoft.com/office/word/2024/wordml/sdtformatlock" xmlns:w16se="http://schemas.microsoft.com/office/word/2015/wordml/symex" xmlns:wpg="http://schemas.microsoft.com/office/word/2010/wordprocessingGroup" xmlns:wpi="http://schemas.microsoft.com/office/word/2010/wordprocessingInk" xmlns:wne="http://schemas.microsoft.com/office/word/2006/wordml" xmlns:wps="http://schemas.microsoft.com/office/word/2010/wordprocessingShape" mc:Ignorable="w14 w15 w16se w16cid w16 w16cex w16sdtdh w16sdtfl w16du wp14">
+<w:endnotes xmlns:wpc="http://schemas.microsoft.com/office/word/2010/wordprocessingCanvas" xmlns:cx="http://schemas.microsoft.com/office/drawing/2014/chartex" xmlns:cx1="http://schemas.microsoft.com/office/drawing/2015/9/8/chartex" xmlns:cx2="http://schemas.microsoft.com/office/drawing/2015/10/21/chartex" xmlns:cx3="http://schemas.microsoft.com/office/drawing/2016/5/9/chartex" xmlns:cx4="http://schemas.microsoft.com/office/drawing/2016/5/10/chartex" xmlns:cx5="http://schemas.microsoft.com/office/drawing/2016/5/11/chartex" xmlns:cx6="http://schemas.microsoft.com/office/drawing/2016/5/12/chartex" xmlns:cx7="http://schemas.microsoft.com/office/drawing/2016/5/13/chartex" xmlns:cx8="http://schemas.microsoft.com/office/drawing/2016/5/14/chartex" xmlns:mc="http://schemas.openxmlformats.org/markup-compatibility/2006" xmlns:aink="http://schemas.microsoft.com/office/drawing/2016/ink" xmlns:am3d="http://schemas.microsoft.com/office/drawing/2017/model3d" xmlns:o="urn:schemas-microsoft-com:office:office" xmlns:oel="http://schemas.microsoft.com/office/2019/extlst" xmlns:r="http://schemas.openxmlformats.org/officeDocument/2006/relationships" xmlns:m="http://schemas.openxmlformats.org/officeDocument/2006/math" xmlns:v="urn:schemas-microsoft-com:vml" xmlns:wp14="http://schemas.microsoft.com/office/word/2010/wordprocessingDrawing" xmlns:wp="http://schemas.openxmlformats.org/drawingml/2006/wordprocessingDrawing" xmlns:w10="urn:schemas-microsoft-com:office:word" xmlns:w="http://schemas.openxmlformats.org/wordprocessingml/2006/main" xmlns:w14="http://schemas.microsoft.com/office/word/2010/wordml" xmlns:w15="http://schemas.microsoft.com/office/word/2012/wordml" xmlns:w16cex="http://schemas.microsoft.com/office/word/2018/wordml/cex" xmlns:w16cid="http://schemas.microsoft.com/office/word/2016/wordml/cid" xmlns:w16="http://schemas.microsoft.com/office/word/2018/wordml" xmlns:w16du="http://schemas.microsoft.com/office/word/2023/wordml/word16du" xmlns:w16sdtdh="http://schemas.microsoft.com/office/word/2020/wordml/sdtdatahash" xmlns:w16sdtfl="http://schemas.microsoft.com/office/word/2024/wordml/sdtformatlock" xmlns:w16se="http://schemas.microsoft.com/office/word/2015/wordml/symex" xmlns:wpg="http://schemas.microsoft.com/office/word/2010/wordprocessingGroup" xmlns:wpi="http://schemas.microsoft.com/office/word/2010/wordprocessingInk" xmlns:wne="http://schemas.microsoft.com/office/word/2006/wordml" xmlns:wps="http://schemas.microsoft.com/office/word/2010/wordprocessingShape" mc:Ignorable="w14 w15 w16se w16cid w16 w16cex w16sdtdh w16sdtfl w16du wp14">
   <w:endnote w:type="separator" w:id="-1">
     <w:p>
       <w:pPr>
@@ -1341,7 +1628,7 @@
 </file>
 
 <file path=word/footer1.xml><?xml version="1.0" encoding="utf-8"?>
-<w:ftr xmlns:wpc="http://schemas.microsoft.com/office/word/2010/wordprocessingCanvas" xmlns:cx="http://schemas.microsoft.com/office/drawing/2014/chartex" xmlns:cx1="http://schemas.microsoft.com/office/drawing/2015/9/8/chartex" xmlns:cx2="http://schemas.microsoft.com/office/drawing/2015/10/21/chartex" xmlns:cx3="http://schemas.microsoft.com/office/drawing/2016/5/9/chartex" xmlns:cx4="http://schemas.microsoft.com/office/drawing/2016/5/10/chartex" xmlns:cx5="http://schemas.microsoft.com/office/drawing/2016/5/11/chartex" xmlns:cx6="http://schemas.microsoft.com/office/drawing/2016/5/12/chartex" xmlns:cx7="http://schemas.microsoft.com/office/drawing/2016/5/13/chartex" xmlns:cx8="http://schemas.microsoft.com/office/drawing/2016/5/14/chartex" xmlns:mc="http://schemas.openxmlformats.org/markup-compatibility/2006" xmlns:aink="http://schemas.microsoft.com/office/drawing/2016/ink" xmlns:am3d="http://schemas.microsoft.com/office/drawing/2017/model3d" xmlns:o="urn:schemas-microsoft-com:office:office" xmlns:oel="http://schemas.microsoft.com/office/2019/extlst" xmlns:r="http://schemas.openxmlformats.org/officeDocument/2006/relationships" xmlns:m="http://schemas.openxmlformats.org/officeDocument/2006/math" xmlns:v="urn:schemas-microsoft-com:vml" xmlns:wp14="http://schemas.microsoft.com/office/word/2010/wordprocessingDrawing" xmlns:wp="http://schemas.openxmlformats.org/drawingml/2006/wordprocessingDrawing" xmlns:w10="urn:schemas-microsoft-com:office:word" xmlns:w="http://schemas.openxmlformats.org/wordprocessingml/2006/main" xmlns:w14="http://schemas.microsoft.com/office/word/2010/wordml" xmlns:w15="http://schemas.microsoft.com/office/word/2012/wordml" xmlns:w16cei="http://schemas.microsoft.com/office/word/2026/wordml/cei" xmlns:w16cex="http://schemas.microsoft.com/office/word/2018/wordml/cex" xmlns:w16cid="http://schemas.microsoft.com/office/word/2016/wordml/cid" xmlns:w16="http://schemas.microsoft.com/office/word/2018/wordml" xmlns:w16du="http://schemas.microsoft.com/office/word/2023/wordml/word16du" xmlns:w16sdtdh="http://schemas.microsoft.com/office/word/2020/wordml/sdtdatahash" xmlns:w16sdtfl="http://schemas.microsoft.com/office/word/2024/wordml/sdtformatlock" xmlns:w16se="http://schemas.microsoft.com/office/word/2015/wordml/symex" xmlns:wpg="http://schemas.microsoft.com/office/word/2010/wordprocessingGroup" xmlns:wpi="http://schemas.microsoft.com/office/word/2010/wordprocessingInk" xmlns:wne="http://schemas.microsoft.com/office/word/2006/wordml" xmlns:wps="http://schemas.microsoft.com/office/word/2010/wordprocessingShape" mc:Ignorable="w14 w15 w16se w16cid w16 w16cex w16sdtdh w16sdtfl w16du wp14">
+<w:ftr xmlns:wpc="http://schemas.microsoft.com/office/word/2010/wordprocessingCanvas" xmlns:cx="http://schemas.microsoft.com/office/drawing/2014/chartex" xmlns:cx1="http://schemas.microsoft.com/office/drawing/2015/9/8/chartex" xmlns:cx2="http://schemas.microsoft.com/office/drawing/2015/10/21/chartex" xmlns:cx3="http://schemas.microsoft.com/office/drawing/2016/5/9/chartex" xmlns:cx4="http://schemas.microsoft.com/office/drawing/2016/5/10/chartex" xmlns:cx5="http://schemas.microsoft.com/office/drawing/2016/5/11/chartex" xmlns:cx6="http://schemas.microsoft.com/office/drawing/2016/5/12/chartex" xmlns:cx7="http://schemas.microsoft.com/office/drawing/2016/5/13/chartex" xmlns:cx8="http://schemas.microsoft.com/office/drawing/2016/5/14/chartex" xmlns:mc="http://schemas.openxmlformats.org/markup-compatibility/2006" xmlns:aink="http://schemas.microsoft.com/office/drawing/2016/ink" xmlns:am3d="http://schemas.microsoft.com/office/drawing/2017/model3d" xmlns:o="urn:schemas-microsoft-com:office:office" xmlns:oel="http://schemas.microsoft.com/office/2019/extlst" xmlns:r="http://schemas.openxmlformats.org/officeDocument/2006/relationships" xmlns:m="http://schemas.openxmlformats.org/officeDocument/2006/math" xmlns:v="urn:schemas-microsoft-com:vml" xmlns:wp14="http://schemas.microsoft.com/office/word/2010/wordprocessingDrawing" xmlns:wp="http://schemas.openxmlformats.org/drawingml/2006/wordprocessingDrawing" xmlns:w10="urn:schemas-microsoft-com:office:word" xmlns:w="http://schemas.openxmlformats.org/wordprocessingml/2006/main" xmlns:w14="http://schemas.microsoft.com/office/word/2010/wordml" xmlns:w15="http://schemas.microsoft.com/office/word/2012/wordml" xmlns:w16cex="http://schemas.microsoft.com/office/word/2018/wordml/cex" xmlns:w16cid="http://schemas.microsoft.com/office/word/2016/wordml/cid" xmlns:w16="http://schemas.microsoft.com/office/word/2018/wordml" xmlns:w16du="http://schemas.microsoft.com/office/word/2023/wordml/word16du" xmlns:w16sdtdh="http://schemas.microsoft.com/office/word/2020/wordml/sdtdatahash" xmlns:w16sdtfl="http://schemas.microsoft.com/office/word/2024/wordml/sdtformatlock" xmlns:w16se="http://schemas.microsoft.com/office/word/2015/wordml/symex" xmlns:wpg="http://schemas.microsoft.com/office/word/2010/wordprocessingGroup" xmlns:wpi="http://schemas.microsoft.com/office/word/2010/wordprocessingInk" xmlns:wne="http://schemas.microsoft.com/office/word/2006/wordml" xmlns:wps="http://schemas.microsoft.com/office/word/2010/wordprocessingShape" mc:Ignorable="w14 w15 w16se w16cid w16 w16cex w16sdtdh w16sdtfl w16du wp14">
   <w:p>
     <w:pPr>
       <w:pStyle w:val="Footer"/>
@@ -1351,7 +1638,7 @@
 </file>
 
 <file path=word/footer2.xml><?xml version="1.0" encoding="utf-8"?>
-<w:ftr xmlns:wpc="http://schemas.microsoft.com/office/word/2010/wordprocessingCanvas" xmlns:cx="http://schemas.microsoft.com/office/drawing/2014/chartex" xmlns:cx1="http://schemas.microsoft.com/office/drawing/2015/9/8/chartex" xmlns:cx2="http://schemas.microsoft.com/office/drawing/2015/10/21/chartex" xmlns:cx3="http://schemas.microsoft.com/office/drawing/2016/5/9/chartex" xmlns:cx4="http://schemas.microsoft.com/office/drawing/2016/5/10/chartex" xmlns:cx5="http://schemas.microsoft.com/office/drawing/2016/5/11/chartex" xmlns:cx6="http://schemas.microsoft.com/office/drawing/2016/5/12/chartex" xmlns:cx7="http://schemas.microsoft.com/office/drawing/2016/5/13/chartex" xmlns:cx8="http://schemas.microsoft.com/office/drawing/2016/5/14/chartex" xmlns:mc="http://schemas.openxmlformats.org/markup-compatibility/2006" xmlns:aink="http://schemas.microsoft.com/office/drawing/2016/ink" xmlns:am3d="http://schemas.microsoft.com/office/drawing/2017/model3d" xmlns:o="urn:schemas-microsoft-com:office:office" xmlns:oel="http://schemas.microsoft.com/office/2019/extlst" xmlns:r="http://schemas.openxmlformats.org/officeDocument/2006/relationships" xmlns:m="http://schemas.openxmlformats.org/officeDocument/2006/math" xmlns:v="urn:schemas-microsoft-com:vml" xmlns:wp14="http://schemas.microsoft.com/office/word/2010/wordprocessingDrawing" xmlns:wp="http://schemas.openxmlformats.org/drawingml/2006/wordprocessingDrawing" xmlns:w10="urn:schemas-microsoft-com:office:word" xmlns:w="http://schemas.openxmlformats.org/wordprocessingml/2006/main" xmlns:w14="http://schemas.microsoft.com/office/word/2010/wordml" xmlns:w15="http://schemas.microsoft.com/office/word/2012/wordml" xmlns:w16cei="http://schemas.microsoft.com/office/word/2026/wordml/cei" xmlns:w16cex="http://schemas.microsoft.com/office/word/2018/wordml/cex" xmlns:w16cid="http://schemas.microsoft.com/office/word/2016/wordml/cid" xmlns:w16="http://schemas.microsoft.com/office/word/2018/wordml" xmlns:w16du="http://schemas.microsoft.com/office/word/2023/wordml/word16du" xmlns:w16sdtdh="http://schemas.microsoft.com/office/word/2020/wordml/sdtdatahash" xmlns:w16sdtfl="http://schemas.microsoft.com/office/word/2024/wordml/sdtformatlock" xmlns:w16se="http://schemas.microsoft.com/office/word/2015/wordml/symex" xmlns:wpg="http://schemas.microsoft.com/office/word/2010/wordprocessingGroup" xmlns:wpi="http://schemas.microsoft.com/office/word/2010/wordprocessingInk" xmlns:wne="http://schemas.microsoft.com/office/word/2006/wordml" xmlns:wps="http://schemas.microsoft.com/office/word/2010/wordprocessingShape" mc:Ignorable="w14 w15 w16se w16cid w16 w16cex w16sdtdh w16sdtfl w16du wp14">
+<w:ftr xmlns:wpc="http://schemas.microsoft.com/office/word/2010/wordprocessingCanvas" xmlns:cx="http://schemas.microsoft.com/office/drawing/2014/chartex" xmlns:cx1="http://schemas.microsoft.com/office/drawing/2015/9/8/chartex" xmlns:cx2="http://schemas.microsoft.com/office/drawing/2015/10/21/chartex" xmlns:cx3="http://schemas.microsoft.com/office/drawing/2016/5/9/chartex" xmlns:cx4="http://schemas.microsoft.com/office/drawing/2016/5/10/chartex" xmlns:cx5="http://schemas.microsoft.com/office/drawing/2016/5/11/chartex" xmlns:cx6="http://schemas.microsoft.com/office/drawing/2016/5/12/chartex" xmlns:cx7="http://schemas.microsoft.com/office/drawing/2016/5/13/chartex" xmlns:cx8="http://schemas.microsoft.com/office/drawing/2016/5/14/chartex" xmlns:mc="http://schemas.openxmlformats.org/markup-compatibility/2006" xmlns:aink="http://schemas.microsoft.com/office/drawing/2016/ink" xmlns:am3d="http://schemas.microsoft.com/office/drawing/2017/model3d" xmlns:o="urn:schemas-microsoft-com:office:office" xmlns:oel="http://schemas.microsoft.com/office/2019/extlst" xmlns:r="http://schemas.openxmlformats.org/officeDocument/2006/relationships" xmlns:m="http://schemas.openxmlformats.org/officeDocument/2006/math" xmlns:v="urn:schemas-microsoft-com:vml" xmlns:wp14="http://schemas.microsoft.com/office/word/2010/wordprocessingDrawing" xmlns:wp="http://schemas.openxmlformats.org/drawingml/2006/wordprocessingDrawing" xmlns:w10="urn:schemas-microsoft-com:office:word" xmlns:w="http://schemas.openxmlformats.org/wordprocessingml/2006/main" xmlns:w14="http://schemas.microsoft.com/office/word/2010/wordml" xmlns:w15="http://schemas.microsoft.com/office/word/2012/wordml" xmlns:w16cex="http://schemas.microsoft.com/office/word/2018/wordml/cex" xmlns:w16cid="http://schemas.microsoft.com/office/word/2016/wordml/cid" xmlns:w16="http://schemas.microsoft.com/office/word/2018/wordml" xmlns:w16du="http://schemas.microsoft.com/office/word/2023/wordml/word16du" xmlns:w16sdtdh="http://schemas.microsoft.com/office/word/2020/wordml/sdtdatahash" xmlns:w16sdtfl="http://schemas.microsoft.com/office/word/2024/wordml/sdtformatlock" xmlns:w16se="http://schemas.microsoft.com/office/word/2015/wordml/symex" xmlns:wpg="http://schemas.microsoft.com/office/word/2010/wordprocessingGroup" xmlns:wpi="http://schemas.microsoft.com/office/word/2010/wordprocessingInk" xmlns:wne="http://schemas.microsoft.com/office/word/2006/wordml" xmlns:wps="http://schemas.microsoft.com/office/word/2010/wordprocessingShape" mc:Ignorable="w14 w15 w16se w16cid w16 w16cex w16sdtdh w16sdtfl w16du wp14">
   <w:p>
     <w:pPr>
       <w:pStyle w:val="Footer"/>
@@ -1385,7 +1672,7 @@
 </file>
 
 <file path=word/footer3.xml><?xml version="1.0" encoding="utf-8"?>
-<w:ftr xmlns:wpc="http://schemas.microsoft.com/office/word/2010/wordprocessingCanvas" xmlns:cx="http://schemas.microsoft.com/office/drawing/2014/chartex" xmlns:cx1="http://schemas.microsoft.com/office/drawing/2015/9/8/chartex" xmlns:cx2="http://schemas.microsoft.com/office/drawing/2015/10/21/chartex" xmlns:cx3="http://schemas.microsoft.com/office/drawing/2016/5/9/chartex" xmlns:cx4="http://schemas.microsoft.com/office/drawing/2016/5/10/chartex" xmlns:cx5="http://schemas.microsoft.com/office/drawing/2016/5/11/chartex" xmlns:cx6="http://schemas.microsoft.com/office/drawing/2016/5/12/chartex" xmlns:cx7="http://schemas.microsoft.com/office/drawing/2016/5/13/chartex" xmlns:cx8="http://schemas.microsoft.com/office/drawing/2016/5/14/chartex" xmlns:mc="http://schemas.openxmlformats.org/markup-compatibility/2006" xmlns:aink="http://schemas.microsoft.com/office/drawing/2016/ink" xmlns:am3d="http://schemas.microsoft.com/office/drawing/2017/model3d" xmlns:o="urn:schemas-microsoft-com:office:office" xmlns:oel="http://schemas.microsoft.com/office/2019/extlst" xmlns:r="http://schemas.openxmlformats.org/officeDocument/2006/relationships" xmlns:m="http://schemas.openxmlformats.org/officeDocument/2006/math" xmlns:v="urn:schemas-microsoft-com:vml" xmlns:wp14="http://schemas.microsoft.com/office/word/2010/wordprocessingDrawing" xmlns:wp="http://schemas.openxmlformats.org/drawingml/2006/wordprocessingDrawing" xmlns:w10="urn:schemas-microsoft-com:office:word" xmlns:w="http://schemas.openxmlformats.org/wordprocessingml/2006/main" xmlns:w14="http://schemas.microsoft.com/office/word/2010/wordml" xmlns:w15="http://schemas.microsoft.com/office/word/2012/wordml" xmlns:w16cei="http://schemas.microsoft.com/office/word/2026/wordml/cei" xmlns:w16cex="http://schemas.microsoft.com/office/word/2018/wordml/cex" xmlns:w16cid="http://schemas.microsoft.com/office/word/2016/wordml/cid" xmlns:w16="http://schemas.microsoft.com/office/word/2018/wordml" xmlns:w16du="http://schemas.microsoft.com/office/word/2023/wordml/word16du" xmlns:w16sdtdh="http://schemas.microsoft.com/office/word/2020/wordml/sdtdatahash" xmlns:w16sdtfl="http://schemas.microsoft.com/office/word/2024/wordml/sdtformatlock" xmlns:w16se="http://schemas.microsoft.com/office/word/2015/wordml/symex" xmlns:wpg="http://schemas.microsoft.com/office/word/2010/wordprocessingGroup" xmlns:wpi="http://schemas.microsoft.com/office/word/2010/wordprocessingInk" xmlns:wne="http://schemas.microsoft.com/office/word/2006/wordml" xmlns:wps="http://schemas.microsoft.com/office/word/2010/wordprocessingShape" mc:Ignorable="w14 w15 w16se w16cid w16 w16cex w16sdtdh w16sdtfl w16du wp14">
+<w:ftr xmlns:wpc="http://schemas.microsoft.com/office/word/2010/wordprocessingCanvas" xmlns:cx="http://schemas.microsoft.com/office/drawing/2014/chartex" xmlns:cx1="http://schemas.microsoft.com/office/drawing/2015/9/8/chartex" xmlns:cx2="http://schemas.microsoft.com/office/drawing/2015/10/21/chartex" xmlns:cx3="http://schemas.microsoft.com/office/drawing/2016/5/9/chartex" xmlns:cx4="http://schemas.microsoft.com/office/drawing/2016/5/10/chartex" xmlns:cx5="http://schemas.microsoft.com/office/drawing/2016/5/11/chartex" xmlns:cx6="http://schemas.microsoft.com/office/drawing/2016/5/12/chartex" xmlns:cx7="http://schemas.microsoft.com/office/drawing/2016/5/13/chartex" xmlns:cx8="http://schemas.microsoft.com/office/drawing/2016/5/14/chartex" xmlns:mc="http://schemas.openxmlformats.org/markup-compatibility/2006" xmlns:aink="http://schemas.microsoft.com/office/drawing/2016/ink" xmlns:am3d="http://schemas.microsoft.com/office/drawing/2017/model3d" xmlns:o="urn:schemas-microsoft-com:office:office" xmlns:oel="http://schemas.microsoft.com/office/2019/extlst" xmlns:r="http://schemas.openxmlformats.org/officeDocument/2006/relationships" xmlns:m="http://schemas.openxmlformats.org/officeDocument/2006/math" xmlns:v="urn:schemas-microsoft-com:vml" xmlns:wp14="http://schemas.microsoft.com/office/word/2010/wordprocessingDrawing" xmlns:wp="http://schemas.openxmlformats.org/drawingml/2006/wordprocessingDrawing" xmlns:w10="urn:schemas-microsoft-com:office:word" xmlns:w="http://schemas.openxmlformats.org/wordprocessingml/2006/main" xmlns:w14="http://schemas.microsoft.com/office/word/2010/wordml" xmlns:w15="http://schemas.microsoft.com/office/word/2012/wordml" xmlns:w16cex="http://schemas.microsoft.com/office/word/2018/wordml/cex" xmlns:w16cid="http://schemas.microsoft.com/office/word/2016/wordml/cid" xmlns:w16="http://schemas.microsoft.com/office/word/2018/wordml" xmlns:w16du="http://schemas.microsoft.com/office/word/2023/wordml/word16du" xmlns:w16sdtdh="http://schemas.microsoft.com/office/word/2020/wordml/sdtdatahash" xmlns:w16sdtfl="http://schemas.microsoft.com/office/word/2024/wordml/sdtformatlock" xmlns:w16se="http://schemas.microsoft.com/office/word/2015/wordml/symex" xmlns:wpg="http://schemas.microsoft.com/office/word/2010/wordprocessingGroup" xmlns:wpi="http://schemas.microsoft.com/office/word/2010/wordprocessingInk" xmlns:wne="http://schemas.microsoft.com/office/word/2006/wordml" xmlns:wps="http://schemas.microsoft.com/office/word/2010/wordprocessingShape" mc:Ignorable="w14 w15 w16se w16cid w16 w16cex w16sdtdh w16sdtfl w16du wp14">
   <w:p>
     <w:pPr>
       <w:pStyle w:val="Footer"/>
@@ -1395,7 +1682,7 @@
 </file>
 
 <file path=word/footnotes.xml><?xml version="1.0" encoding="utf-8"?>
-<w:footnotes xmlns:wpc="http://schemas.microsoft.com/office/word/2010/wordprocessingCanvas" xmlns:cx="http://schemas.microsoft.com/office/drawing/2014/chartex" xmlns:cx1="http://schemas.microsoft.com/office/drawing/2015/9/8/chartex" xmlns:cx2="http://schemas.microsoft.com/office/drawing/2015/10/21/chartex" xmlns:cx3="http://schemas.microsoft.com/office/drawing/2016/5/9/chartex" xmlns:cx4="http://schemas.microsoft.com/office/drawing/2016/5/10/chartex" xmlns:cx5="http://schemas.microsoft.com/office/drawing/2016/5/11/chartex" xmlns:cx6="http://schemas.microsoft.com/office/drawing/2016/5/12/chartex" xmlns:cx7="http://schemas.microsoft.com/office/drawing/2016/5/13/chartex" xmlns:cx8="http://schemas.microsoft.com/office/drawing/2016/5/14/chartex" xmlns:mc="http://schemas.openxmlformats.org/markup-compatibility/2006" xmlns:aink="http://schemas.microsoft.com/office/drawing/2016/ink" xmlns:am3d="http://schemas.microsoft.com/office/drawing/2017/model3d" xmlns:o="urn:schemas-microsoft-com:office:office" xmlns:oel="http://schemas.microsoft.com/office/2019/extlst" xmlns:r="http://schemas.openxmlformats.org/officeDocument/2006/relationships" xmlns:m="http://schemas.openxmlformats.org/officeDocument/2006/math" xmlns:v="urn:schemas-microsoft-com:vml" xmlns:wp14="http://schemas.microsoft.com/office/word/2010/wordprocessingDrawing" xmlns:wp="http://schemas.openxmlformats.org/drawingml/2006/wordprocessingDrawing" xmlns:w10="urn:schemas-microsoft-com:office:word" xmlns:w="http://schemas.openxmlformats.org/wordprocessingml/2006/main" xmlns:w14="http://schemas.microsoft.com/office/word/2010/wordml" xmlns:w15="http://schemas.microsoft.com/office/word/2012/wordml" xmlns:w16cei="http://schemas.microsoft.com/office/word/2026/wordml/cei" xmlns:w16cex="http://schemas.microsoft.com/office/word/2018/wordml/cex" xmlns:w16cid="http://schemas.microsoft.com/office/word/2016/wordml/cid" xmlns:w16="http://schemas.microsoft.com/office/word/2018/wordml" xmlns:w16du="http://schemas.microsoft.com/office/word/2023/wordml/word16du" xmlns:w16sdtdh="http://schemas.microsoft.com/office/word/2020/wordml/sdtdatahash" xmlns:w16sdtfl="http://schemas.microsoft.com/office/word/2024/wordml/sdtformatlock" xmlns:w16se="http://schemas.microsoft.com/office/word/2015/wordml/symex" xmlns:wpg="http://schemas.microsoft.com/office/word/2010/wordprocessingGroup" xmlns:wpi="http://schemas.microsoft.com/office/word/2010/wordprocessingInk" xmlns:wne="http://schemas.microsoft.com/office/word/2006/wordml" xmlns:wps="http://schemas.microsoft.com/office/word/2010/wordprocessingShape" mc:Ignorable="w14 w15 w16se w16cid w16 w16cex w16sdtdh w16sdtfl w16du wp14">
+<w:footnotes xmlns:wpc="http://schemas.microsoft.com/office/word/2010/wordprocessingCanvas" xmlns:cx="http://schemas.microsoft.com/office/drawing/2014/chartex" xmlns:cx1="http://schemas.microsoft.com/office/drawing/2015/9/8/chartex" xmlns:cx2="http://schemas.microsoft.com/office/drawing/2015/10/21/chartex" xmlns:cx3="http://schemas.microsoft.com/office/drawing/2016/5/9/chartex" xmlns:cx4="http://schemas.microsoft.com/office/drawing/2016/5/10/chartex" xmlns:cx5="http://schemas.microsoft.com/office/drawing/2016/5/11/chartex" xmlns:cx6="http://schemas.microsoft.com/office/drawing/2016/5/12/chartex" xmlns:cx7="http://schemas.microsoft.com/office/drawing/2016/5/13/chartex" xmlns:cx8="http://schemas.microsoft.com/office/drawing/2016/5/14/chartex" xmlns:mc="http://schemas.openxmlformats.org/markup-compatibility/2006" xmlns:aink="http://schemas.microsoft.com/office/drawing/2016/ink" xmlns:am3d="http://schemas.microsoft.com/office/drawing/2017/model3d" xmlns:o="urn:schemas-microsoft-com:office:office" xmlns:oel="http://schemas.microsoft.com/office/2019/extlst" xmlns:r="http://schemas.openxmlformats.org/officeDocument/2006/relationships" xmlns:m="http://schemas.openxmlformats.org/officeDocument/2006/math" xmlns:v="urn:schemas-microsoft-com:vml" xmlns:wp14="http://schemas.microsoft.com/office/word/2010/wordprocessingDrawing" xmlns:wp="http://schemas.openxmlformats.org/drawingml/2006/wordprocessingDrawing" xmlns:w10="urn:schemas-microsoft-com:office:word" xmlns:w="http://schemas.openxmlformats.org/wordprocessingml/2006/main" xmlns:w14="http://schemas.microsoft.com/office/word/2010/wordml" xmlns:w15="http://schemas.microsoft.com/office/word/2012/wordml" xmlns:w16cex="http://schemas.microsoft.com/office/word/2018/wordml/cex" xmlns:w16cid="http://schemas.microsoft.com/office/word/2016/wordml/cid" xmlns:w16="http://schemas.microsoft.com/office/word/2018/wordml" xmlns:w16du="http://schemas.microsoft.com/office/word/2023/wordml/word16du" xmlns:w16sdtdh="http://schemas.microsoft.com/office/word/2020/wordml/sdtdatahash" xmlns:w16sdtfl="http://schemas.microsoft.com/office/word/2024/wordml/sdtformatlock" xmlns:w16se="http://schemas.microsoft.com/office/word/2015/wordml/symex" xmlns:wpg="http://schemas.microsoft.com/office/word/2010/wordprocessingGroup" xmlns:wpi="http://schemas.microsoft.com/office/word/2010/wordprocessingInk" xmlns:wne="http://schemas.microsoft.com/office/word/2006/wordml" xmlns:wps="http://schemas.microsoft.com/office/word/2010/wordprocessingShape" mc:Ignorable="w14 w15 w16se w16cid w16 w16cex w16sdtdh w16sdtfl w16du wp14">
   <w:footnote w:type="separator" w:id="-1">
     <w:p>
       <w:pPr>
@@ -1420,7 +1707,7 @@
 </file>
 
 <file path=word/header1.xml><?xml version="1.0" encoding="utf-8"?>
-<w:hdr xmlns:wpc="http://schemas.microsoft.com/office/word/2010/wordprocessingCanvas" xmlns:cx="http://schemas.microsoft.com/office/drawing/2014/chartex" xmlns:cx1="http://schemas.microsoft.com/office/drawing/2015/9/8/chartex" xmlns:cx2="http://schemas.microsoft.com/office/drawing/2015/10/21/chartex" xmlns:cx3="http://schemas.microsoft.com/office/drawing/2016/5/9/chartex" xmlns:cx4="http://schemas.microsoft.com/office/drawing/2016/5/10/chartex" xmlns:cx5="http://schemas.microsoft.com/office/drawing/2016/5/11/chartex" xmlns:cx6="http://schemas.microsoft.com/office/drawing/2016/5/12/chartex" xmlns:cx7="http://schemas.microsoft.com/office/drawing/2016/5/13/chartex" xmlns:cx8="http://schemas.microsoft.com/office/drawing/2016/5/14/chartex" xmlns:mc="http://schemas.openxmlformats.org/markup-compatibility/2006" xmlns:aink="http://schemas.microsoft.com/office/drawing/2016/ink" xmlns:am3d="http://schemas.microsoft.com/office/drawing/2017/model3d" xmlns:o="urn:schemas-microsoft-com:office:office" xmlns:oel="http://schemas.microsoft.com/office/2019/extlst" xmlns:r="http://schemas.openxmlformats.org/officeDocument/2006/relationships" xmlns:m="http://schemas.openxmlformats.org/officeDocument/2006/math" xmlns:v="urn:schemas-microsoft-com:vml" xmlns:wp14="http://schemas.microsoft.com/office/word/2010/wordprocessingDrawing" xmlns:wp="http://schemas.openxmlformats.org/drawingml/2006/wordprocessingDrawing" xmlns:w10="urn:schemas-microsoft-com:office:word" xmlns:w="http://schemas.openxmlformats.org/wordprocessingml/2006/main" xmlns:w14="http://schemas.microsoft.com/office/word/2010/wordml" xmlns:w15="http://schemas.microsoft.com/office/word/2012/wordml" xmlns:w16cei="http://schemas.microsoft.com/office/word/2026/wordml/cei" xmlns:w16cex="http://schemas.microsoft.com/office/word/2018/wordml/cex" xmlns:w16cid="http://schemas.microsoft.com/office/word/2016/wordml/cid" xmlns:w16="http://schemas.microsoft.com/office/word/2018/wordml" xmlns:w16du="http://schemas.microsoft.com/office/word/2023/wordml/word16du" xmlns:w16sdtdh="http://schemas.microsoft.com/office/word/2020/wordml/sdtdatahash" xmlns:w16sdtfl="http://schemas.microsoft.com/office/word/2024/wordml/sdtformatlock" xmlns:w16se="http://schemas.microsoft.com/office/word/2015/wordml/symex" xmlns:wpg="http://schemas.microsoft.com/office/word/2010/wordprocessingGroup" xmlns:wpi="http://schemas.microsoft.com/office/word/2010/wordprocessingInk" xmlns:wne="http://schemas.microsoft.com/office/word/2006/wordml" xmlns:wps="http://schemas.microsoft.com/office/word/2010/wordprocessingShape" mc:Ignorable="w14 w15 w16se w16cid w16 w16cex w16sdtdh w16sdtfl w16du wp14">
+<w:hdr xmlns:wpc="http://schemas.microsoft.com/office/word/2010/wordprocessingCanvas" xmlns:cx="http://schemas.microsoft.com/office/drawing/2014/chartex" xmlns:cx1="http://schemas.microsoft.com/office/drawing/2015/9/8/chartex" xmlns:cx2="http://schemas.microsoft.com/office/drawing/2015/10/21/chartex" xmlns:cx3="http://schemas.microsoft.com/office/drawing/2016/5/9/chartex" xmlns:cx4="http://schemas.microsoft.com/office/drawing/2016/5/10/chartex" xmlns:cx5="http://schemas.microsoft.com/office/drawing/2016/5/11/chartex" xmlns:cx6="http://schemas.microsoft.com/office/drawing/2016/5/12/chartex" xmlns:cx7="http://schemas.microsoft.com/office/drawing/2016/5/13/chartex" xmlns:cx8="http://schemas.microsoft.com/office/drawing/2016/5/14/chartex" xmlns:mc="http://schemas.openxmlformats.org/markup-compatibility/2006" xmlns:aink="http://schemas.microsoft.com/office/drawing/2016/ink" xmlns:am3d="http://schemas.microsoft.com/office/drawing/2017/model3d" xmlns:o="urn:schemas-microsoft-com:office:office" xmlns:oel="http://schemas.microsoft.com/office/2019/extlst" xmlns:r="http://schemas.openxmlformats.org/officeDocument/2006/relationships" xmlns:m="http://schemas.openxmlformats.org/officeDocument/2006/math" xmlns:v="urn:schemas-microsoft-com:vml" xmlns:wp14="http://schemas.microsoft.com/office/word/2010/wordprocessingDrawing" xmlns:wp="http://schemas.openxmlformats.org/drawingml/2006/wordprocessingDrawing" xmlns:w10="urn:schemas-microsoft-com:office:word" xmlns:w="http://schemas.openxmlformats.org/wordprocessingml/2006/main" xmlns:w14="http://schemas.microsoft.com/office/word/2010/wordml" xmlns:w15="http://schemas.microsoft.com/office/word/2012/wordml" xmlns:w16cex="http://schemas.microsoft.com/office/word/2018/wordml/cex" xmlns:w16cid="http://schemas.microsoft.com/office/word/2016/wordml/cid" xmlns:w16="http://schemas.microsoft.com/office/word/2018/wordml" xmlns:w16du="http://schemas.microsoft.com/office/word/2023/wordml/word16du" xmlns:w16sdtdh="http://schemas.microsoft.com/office/word/2020/wordml/sdtdatahash" xmlns:w16sdtfl="http://schemas.microsoft.com/office/word/2024/wordml/sdtformatlock" xmlns:w16se="http://schemas.microsoft.com/office/word/2015/wordml/symex" xmlns:wpg="http://schemas.microsoft.com/office/word/2010/wordprocessingGroup" xmlns:wpi="http://schemas.microsoft.com/office/word/2010/wordprocessingInk" xmlns:wne="http://schemas.microsoft.com/office/word/2006/wordml" xmlns:wps="http://schemas.microsoft.com/office/word/2010/wordprocessingShape" mc:Ignorable="w14 w15 w16se w16cid w16 w16cex w16sdtdh w16sdtfl w16du wp14">
   <w:p>
     <w:pPr>
       <w:pStyle w:val="Header"/>
@@ -1430,7 +1717,7 @@
 </file>
 
 <file path=word/header2.xml><?xml version="1.0" encoding="utf-8"?>
-<w:hdr xmlns:wpc="http://schemas.microsoft.com/office/word/2010/wordprocessingCanvas" xmlns:cx="http://schemas.microsoft.com/office/drawing/2014/chartex" xmlns:cx1="http://schemas.microsoft.com/office/drawing/2015/9/8/chartex" xmlns:cx2="http://schemas.microsoft.com/office/drawing/2015/10/21/chartex" xmlns:cx3="http://schemas.microsoft.com/office/drawing/2016/5/9/chartex" xmlns:cx4="http://schemas.microsoft.com/office/drawing/2016/5/10/chartex" xmlns:cx5="http://schemas.microsoft.com/office/drawing/2016/5/11/chartex" xmlns:cx6="http://schemas.microsoft.com/office/drawing/2016/5/12/chartex" xmlns:cx7="http://schemas.microsoft.com/office/drawing/2016/5/13/chartex" xmlns:cx8="http://schemas.microsoft.com/office/drawing/2016/5/14/chartex" xmlns:mc="http://schemas.openxmlformats.org/markup-compatibility/2006" xmlns:aink="http://schemas.microsoft.com/office/drawing/2016/ink" xmlns:am3d="http://schemas.microsoft.com/office/drawing/2017/model3d" xmlns:o="urn:schemas-microsoft-com:office:office" xmlns:oel="http://schemas.microsoft.com/office/2019/extlst" xmlns:r="http://schemas.openxmlformats.org/officeDocument/2006/relationships" xmlns:m="http://schemas.openxmlformats.org/officeDocument/2006/math" xmlns:v="urn:schemas-microsoft-com:vml" xmlns:wp14="http://schemas.microsoft.com/office/word/2010/wordprocessingDrawing" xmlns:wp="http://schemas.openxmlformats.org/drawingml/2006/wordprocessingDrawing" xmlns:w10="urn:schemas-microsoft-com:office:word" xmlns:w="http://schemas.openxmlformats.org/wordprocessingml/2006/main" xmlns:w14="http://schemas.microsoft.com/office/word/2010/wordml" xmlns:w15="http://schemas.microsoft.com/office/word/2012/wordml" xmlns:w16cei="http://schemas.microsoft.com/office/word/2026/wordml/cei" xmlns:w16cex="http://schemas.microsoft.com/office/word/2018/wordml/cex" xmlns:w16cid="http://schemas.microsoft.com/office/word/2016/wordml/cid" xmlns:w16="http://schemas.microsoft.com/office/word/2018/wordml" xmlns:w16du="http://schemas.microsoft.com/office/word/2023/wordml/word16du" xmlns:w16sdtdh="http://schemas.microsoft.com/office/word/2020/wordml/sdtdatahash" xmlns:w16sdtfl="http://schemas.microsoft.com/office/word/2024/wordml/sdtformatlock" xmlns:w16se="http://schemas.microsoft.com/office/word/2015/wordml/symex" xmlns:wpg="http://schemas.microsoft.com/office/word/2010/wordprocessingGroup" xmlns:wpi="http://schemas.microsoft.com/office/word/2010/wordprocessingInk" xmlns:wne="http://schemas.microsoft.com/office/word/2006/wordml" xmlns:wps="http://schemas.microsoft.com/office/word/2010/wordprocessingShape" mc:Ignorable="w14 w15 w16se w16cid w16 w16cex w16sdtdh w16sdtfl w16du wp14">
+<w:hdr xmlns:wpc="http://schemas.microsoft.com/office/word/2010/wordprocessingCanvas" xmlns:cx="http://schemas.microsoft.com/office/drawing/2014/chartex" xmlns:cx1="http://schemas.microsoft.com/office/drawing/2015/9/8/chartex" xmlns:cx2="http://schemas.microsoft.com/office/drawing/2015/10/21/chartex" xmlns:cx3="http://schemas.microsoft.com/office/drawing/2016/5/9/chartex" xmlns:cx4="http://schemas.microsoft.com/office/drawing/2016/5/10/chartex" xmlns:cx5="http://schemas.microsoft.com/office/drawing/2016/5/11/chartex" xmlns:cx6="http://schemas.microsoft.com/office/drawing/2016/5/12/chartex" xmlns:cx7="http://schemas.microsoft.com/office/drawing/2016/5/13/chartex" xmlns:cx8="http://schemas.microsoft.com/office/drawing/2016/5/14/chartex" xmlns:mc="http://schemas.openxmlformats.org/markup-compatibility/2006" xmlns:aink="http://schemas.microsoft.com/office/drawing/2016/ink" xmlns:am3d="http://schemas.microsoft.com/office/drawing/2017/model3d" xmlns:o="urn:schemas-microsoft-com:office:office" xmlns:oel="http://schemas.microsoft.com/office/2019/extlst" xmlns:r="http://schemas.openxmlformats.org/officeDocument/2006/relationships" xmlns:m="http://schemas.openxmlformats.org/officeDocument/2006/math" xmlns:v="urn:schemas-microsoft-com:vml" xmlns:wp14="http://schemas.microsoft.com/office/word/2010/wordprocessingDrawing" xmlns:wp="http://schemas.openxmlformats.org/drawingml/2006/wordprocessingDrawing" xmlns:w10="urn:schemas-microsoft-com:office:word" xmlns:w="http://schemas.openxmlformats.org/wordprocessingml/2006/main" xmlns:w14="http://schemas.microsoft.com/office/word/2010/wordml" xmlns:w15="http://schemas.microsoft.com/office/word/2012/wordml" xmlns:w16cex="http://schemas.microsoft.com/office/word/2018/wordml/cex" xmlns:w16cid="http://schemas.microsoft.com/office/word/2016/wordml/cid" xmlns:w16="http://schemas.microsoft.com/office/word/2018/wordml" xmlns:w16du="http://schemas.microsoft.com/office/word/2023/wordml/word16du" xmlns:w16sdtdh="http://schemas.microsoft.com/office/word/2020/wordml/sdtdatahash" xmlns:w16sdtfl="http://schemas.microsoft.com/office/word/2024/wordml/sdtformatlock" xmlns:w16se="http://schemas.microsoft.com/office/word/2015/wordml/symex" xmlns:wpg="http://schemas.microsoft.com/office/word/2010/wordprocessingGroup" xmlns:wpi="http://schemas.microsoft.com/office/word/2010/wordprocessingInk" xmlns:wne="http://schemas.microsoft.com/office/word/2006/wordml" xmlns:wps="http://schemas.microsoft.com/office/word/2010/wordprocessingShape" mc:Ignorable="w14 w15 w16se w16cid w16 w16cex w16sdtdh w16sdtfl w16du wp14">
   <w:p>
     <w:pPr>
       <w:pStyle w:val="Header"/>
@@ -1440,7 +1727,7 @@
 </file>
 
 <file path=word/header3.xml><?xml version="1.0" encoding="utf-8"?>
-<w:hdr xmlns:wpc="http://schemas.microsoft.com/office/word/2010/wordprocessingCanvas" xmlns:cx="http://schemas.microsoft.com/office/drawing/2014/chartex" xmlns:cx1="http://schemas.microsoft.com/office/drawing/2015/9/8/chartex" xmlns:cx2="http://schemas.microsoft.com/office/drawing/2015/10/21/chartex" xmlns:cx3="http://schemas.microsoft.com/office/drawing/2016/5/9/chartex" xmlns:cx4="http://schemas.microsoft.com/office/drawing/2016/5/10/chartex" xmlns:cx5="http://schemas.microsoft.com/office/drawing/2016/5/11/chartex" xmlns:cx6="http://schemas.microsoft.com/office/drawing/2016/5/12/chartex" xmlns:cx7="http://schemas.microsoft.com/office/drawing/2016/5/13/chartex" xmlns:cx8="http://schemas.microsoft.com/office/drawing/2016/5/14/chartex" xmlns:mc="http://schemas.openxmlformats.org/markup-compatibility/2006" xmlns:aink="http://schemas.microsoft.com/office/drawing/2016/ink" xmlns:am3d="http://schemas.microsoft.com/office/drawing/2017/model3d" xmlns:o="urn:schemas-microsoft-com:office:office" xmlns:oel="http://schemas.microsoft.com/office/2019/extlst" xmlns:r="http://schemas.openxmlformats.org/officeDocument/2006/relationships" xmlns:m="http://schemas.openxmlformats.org/officeDocument/2006/math" xmlns:v="urn:schemas-microsoft-com:vml" xmlns:wp14="http://schemas.microsoft.com/office/word/2010/wordprocessingDrawing" xmlns:wp="http://schemas.openxmlformats.org/drawingml/2006/wordprocessingDrawing" xmlns:w10="urn:schemas-microsoft-com:office:word" xmlns:w="http://schemas.openxmlformats.org/wordprocessingml/2006/main" xmlns:w14="http://schemas.microsoft.com/office/word/2010/wordml" xmlns:w15="http://schemas.microsoft.com/office/word/2012/wordml" xmlns:w16cei="http://schemas.microsoft.com/office/word/2026/wordml/cei" xmlns:w16cex="http://schemas.microsoft.com/office/word/2018/wordml/cex" xmlns:w16cid="http://schemas.microsoft.com/office/word/2016/wordml/cid" xmlns:w16="http://schemas.microsoft.com/office/word/2018/wordml" xmlns:w16du="http://schemas.microsoft.com/office/word/2023/wordml/word16du" xmlns:w16sdtdh="http://schemas.microsoft.com/office/word/2020/wordml/sdtdatahash" xmlns:w16sdtfl="http://schemas.microsoft.com/office/word/2024/wordml/sdtformatlock" xmlns:w16se="http://schemas.microsoft.com/office/word/2015/wordml/symex" xmlns:wpg="http://schemas.microsoft.com/office/word/2010/wordprocessingGroup" xmlns:wpi="http://schemas.microsoft.com/office/word/2010/wordprocessingInk" xmlns:wne="http://schemas.microsoft.com/office/word/2006/wordml" xmlns:wps="http://schemas.microsoft.com/office/word/2010/wordprocessingShape" mc:Ignorable="w14 w15 w16se w16cid w16 w16cex w16sdtdh w16sdtfl w16du wp14">
+<w:hdr xmlns:wpc="http://schemas.microsoft.com/office/word/2010/wordprocessingCanvas" xmlns:cx="http://schemas.microsoft.com/office/drawing/2014/chartex" xmlns:cx1="http://schemas.microsoft.com/office/drawing/2015/9/8/chartex" xmlns:cx2="http://schemas.microsoft.com/office/drawing/2015/10/21/chartex" xmlns:cx3="http://schemas.microsoft.com/office/drawing/2016/5/9/chartex" xmlns:cx4="http://schemas.microsoft.com/office/drawing/2016/5/10/chartex" xmlns:cx5="http://schemas.microsoft.com/office/drawing/2016/5/11/chartex" xmlns:cx6="http://schemas.microsoft.com/office/drawing/2016/5/12/chartex" xmlns:cx7="http://schemas.microsoft.com/office/drawing/2016/5/13/chartex" xmlns:cx8="http://schemas.microsoft.com/office/drawing/2016/5/14/chartex" xmlns:mc="http://schemas.openxmlformats.org/markup-compatibility/2006" xmlns:aink="http://schemas.microsoft.com/office/drawing/2016/ink" xmlns:am3d="http://schemas.microsoft.com/office/drawing/2017/model3d" xmlns:o="urn:schemas-microsoft-com:office:office" xmlns:oel="http://schemas.microsoft.com/office/2019/extlst" xmlns:r="http://schemas.openxmlformats.org/officeDocument/2006/relationships" xmlns:m="http://schemas.openxmlformats.org/officeDocument/2006/math" xmlns:v="urn:schemas-microsoft-com:vml" xmlns:wp14="http://schemas.microsoft.com/office/word/2010/wordprocessingDrawing" xmlns:wp="http://schemas.openxmlformats.org/drawingml/2006/wordprocessingDrawing" xmlns:w10="urn:schemas-microsoft-com:office:word" xmlns:w="http://schemas.openxmlformats.org/wordprocessingml/2006/main" xmlns:w14="http://schemas.microsoft.com/office/word/2010/wordml" xmlns:w15="http://schemas.microsoft.com/office/word/2012/wordml" xmlns:w16cex="http://schemas.microsoft.com/office/word/2018/wordml/cex" xmlns:w16cid="http://schemas.microsoft.com/office/word/2016/wordml/cid" xmlns:w16="http://schemas.microsoft.com/office/word/2018/wordml" xmlns:w16du="http://schemas.microsoft.com/office/word/2023/wordml/word16du" xmlns:w16sdtdh="http://schemas.microsoft.com/office/word/2020/wordml/sdtdatahash" xmlns:w16sdtfl="http://schemas.microsoft.com/office/word/2024/wordml/sdtformatlock" xmlns:w16se="http://schemas.microsoft.com/office/word/2015/wordml/symex" xmlns:wpg="http://schemas.microsoft.com/office/word/2010/wordprocessingGroup" xmlns:wpi="http://schemas.microsoft.com/office/word/2010/wordprocessingInk" xmlns:wne="http://schemas.microsoft.com/office/word/2006/wordml" xmlns:wps="http://schemas.microsoft.com/office/word/2010/wordprocessingShape" mc:Ignorable="w14 w15 w16se w16cid w16 w16cex w16sdtdh w16sdtfl w16du wp14">
   <w:p>
     <w:pPr>
       <w:pStyle w:val="Header"/>
@@ -1450,7 +1737,7 @@
 </file>
 
 <file path=word/numbering.xml><?xml version="1.0" encoding="utf-8"?>
-<w:numbering xmlns:wpc="http://schemas.microsoft.com/office/word/2010/wordprocessingCanvas" xmlns:cx="http://schemas.microsoft.com/office/drawing/2014/chartex" xmlns:cx1="http://schemas.microsoft.com/office/drawing/2015/9/8/chartex" xmlns:cx2="http://schemas.microsoft.com/office/drawing/2015/10/21/chartex" xmlns:cx3="http://schemas.microsoft.com/office/drawing/2016/5/9/chartex" xmlns:cx4="http://schemas.microsoft.com/office/drawing/2016/5/10/chartex" xmlns:cx5="http://schemas.microsoft.com/office/drawing/2016/5/11/chartex" xmlns:cx6="http://schemas.microsoft.com/office/drawing/2016/5/12/chartex" xmlns:cx7="http://schemas.microsoft.com/office/drawing/2016/5/13/chartex" xmlns:cx8="http://schemas.microsoft.com/office/drawing/2016/5/14/chartex" xmlns:mc="http://schemas.openxmlformats.org/markup-compatibility/2006" xmlns:aink="http://schemas.microsoft.com/office/drawing/2016/ink" xmlns:am3d="http://schemas.microsoft.com/office/drawing/2017/model3d" xmlns:o="urn:schemas-microsoft-com:office:office" xmlns:oel="http://schemas.microsoft.com/office/2019/extlst" xmlns:r="http://schemas.openxmlformats.org/officeDocument/2006/relationships" xmlns:m="http://schemas.openxmlformats.org/officeDocument/2006/math" xmlns:v="urn:schemas-microsoft-com:vml" xmlns:wp14="http://schemas.microsoft.com/office/word/2010/wordprocessingDrawing" xmlns:wp="http://schemas.openxmlformats.org/drawingml/2006/wordprocessingDrawing" xmlns:w10="urn:schemas-microsoft-com:office:word" xmlns:w="http://schemas.openxmlformats.org/wordprocessingml/2006/main" xmlns:w14="http://schemas.microsoft.com/office/word/2010/wordml" xmlns:w15="http://schemas.microsoft.com/office/word/2012/wordml" xmlns:w16cei="http://schemas.microsoft.com/office/word/2026/wordml/cei" xmlns:w16cex="http://schemas.microsoft.com/office/word/2018/wordml/cex" xmlns:w16cid="http://schemas.microsoft.com/office/word/2016/wordml/cid" xmlns:w16="http://schemas.microsoft.com/office/word/2018/wordml" xmlns:w16du="http://schemas.microsoft.com/office/word/2023/wordml/word16du" xmlns:w16sdtdh="http://schemas.microsoft.com/office/word/2020/wordml/sdtdatahash" xmlns:w16sdtfl="http://schemas.microsoft.com/office/word/2024/wordml/sdtformatlock" xmlns:w16se="http://schemas.microsoft.com/office/word/2015/wordml/symex" xmlns:wpg="http://schemas.microsoft.com/office/word/2010/wordprocessingGroup" xmlns:wpi="http://schemas.microsoft.com/office/word/2010/wordprocessingInk" xmlns:wne="http://schemas.microsoft.com/office/word/2006/wordml" xmlns:wps="http://schemas.microsoft.com/office/word/2010/wordprocessingShape" mc:Ignorable="w14 w15 w16se w16cid w16 w16cex w16sdtdh w16sdtfl w16du wp14">
+<w:numbering xmlns:wpc="http://schemas.microsoft.com/office/word/2010/wordprocessingCanvas" xmlns:cx="http://schemas.microsoft.com/office/drawing/2014/chartex" xmlns:cx1="http://schemas.microsoft.com/office/drawing/2015/9/8/chartex" xmlns:cx2="http://schemas.microsoft.com/office/drawing/2015/10/21/chartex" xmlns:cx3="http://schemas.microsoft.com/office/drawing/2016/5/9/chartex" xmlns:cx4="http://schemas.microsoft.com/office/drawing/2016/5/10/chartex" xmlns:cx5="http://schemas.microsoft.com/office/drawing/2016/5/11/chartex" xmlns:cx6="http://schemas.microsoft.com/office/drawing/2016/5/12/chartex" xmlns:cx7="http://schemas.microsoft.com/office/drawing/2016/5/13/chartex" xmlns:cx8="http://schemas.microsoft.com/office/drawing/2016/5/14/chartex" xmlns:mc="http://schemas.openxmlformats.org/markup-compatibility/2006" xmlns:aink="http://schemas.microsoft.com/office/drawing/2016/ink" xmlns:am3d="http://schemas.microsoft.com/office/drawing/2017/model3d" xmlns:o="urn:schemas-microsoft-com:office:office" xmlns:oel="http://schemas.microsoft.com/office/2019/extlst" xmlns:r="http://schemas.openxmlformats.org/officeDocument/2006/relationships" xmlns:m="http://schemas.openxmlformats.org/officeDocument/2006/math" xmlns:v="urn:schemas-microsoft-com:vml" xmlns:wp14="http://schemas.microsoft.com/office/word/2010/wordprocessingDrawing" xmlns:wp="http://schemas.openxmlformats.org/drawingml/2006/wordprocessingDrawing" xmlns:w10="urn:schemas-microsoft-com:office:word" xmlns:w="http://schemas.openxmlformats.org/wordprocessingml/2006/main" xmlns:w14="http://schemas.microsoft.com/office/word/2010/wordml" xmlns:w15="http://schemas.microsoft.com/office/word/2012/wordml" xmlns:w16cex="http://schemas.microsoft.com/office/word/2018/wordml/cex" xmlns:w16cid="http://schemas.microsoft.com/office/word/2016/wordml/cid" xmlns:w16="http://schemas.microsoft.com/office/word/2018/wordml" xmlns:w16du="http://schemas.microsoft.com/office/word/2023/wordml/word16du" xmlns:w16sdtdh="http://schemas.microsoft.com/office/word/2020/wordml/sdtdatahash" xmlns:w16sdtfl="http://schemas.microsoft.com/office/word/2024/wordml/sdtformatlock" xmlns:w16se="http://schemas.microsoft.com/office/word/2015/wordml/symex" xmlns:wpg="http://schemas.microsoft.com/office/word/2010/wordprocessingGroup" xmlns:wpi="http://schemas.microsoft.com/office/word/2010/wordprocessingInk" xmlns:wne="http://schemas.microsoft.com/office/word/2006/wordml" xmlns:wps="http://schemas.microsoft.com/office/word/2010/wordprocessingShape" mc:Ignorable="w14 w15 w16se w16cid w16 w16cex w16sdtdh w16sdtfl w16du wp14">
   <w:abstractNum w:abstractNumId="0" w15:restartNumberingAfterBreak="0">
     <w:nsid w:val="FFFFFF89"/>
     <w:multiLevelType w:val="singleLevel"/>
@@ -2577,7 +2864,7 @@
 </file>
 
 <file path=word/glossary/document.xml><?xml version="1.0" encoding="utf-8"?>
-<w:glossaryDocument xmlns:wpc="http://schemas.microsoft.com/office/word/2010/wordprocessingCanvas" xmlns:cx="http://schemas.microsoft.com/office/drawing/2014/chartex" xmlns:cx1="http://schemas.microsoft.com/office/drawing/2015/9/8/chartex" xmlns:cx2="http://schemas.microsoft.com/office/drawing/2015/10/21/chartex" xmlns:cx3="http://schemas.microsoft.com/office/drawing/2016/5/9/chartex" xmlns:cx4="http://schemas.microsoft.com/office/drawing/2016/5/10/chartex" xmlns:cx5="http://schemas.microsoft.com/office/drawing/2016/5/11/chartex" xmlns:cx6="http://schemas.microsoft.com/office/drawing/2016/5/12/chartex" xmlns:cx7="http://schemas.microsoft.com/office/drawing/2016/5/13/chartex" xmlns:cx8="http://schemas.microsoft.com/office/drawing/2016/5/14/chartex" xmlns:mc="http://schemas.openxmlformats.org/markup-compatibility/2006" xmlns:aink="http://schemas.microsoft.com/office/drawing/2016/ink" xmlns:am3d="http://schemas.microsoft.com/office/drawing/2017/model3d" xmlns:o="urn:schemas-microsoft-com:office:office" xmlns:oel="http://schemas.microsoft.com/office/2019/extlst" xmlns:r="http://schemas.openxmlformats.org/officeDocument/2006/relationships" xmlns:m="http://schemas.openxmlformats.org/officeDocument/2006/math" xmlns:v="urn:schemas-microsoft-com:vml" xmlns:wp14="http://schemas.microsoft.com/office/word/2010/wordprocessingDrawing" xmlns:wp="http://schemas.openxmlformats.org/drawingml/2006/wordprocessingDrawing" xmlns:w10="urn:schemas-microsoft-com:office:word" xmlns:w="http://schemas.openxmlformats.org/wordprocessingml/2006/main" xmlns:w14="http://schemas.microsoft.com/office/word/2010/wordml" xmlns:w15="http://schemas.microsoft.com/office/word/2012/wordml" xmlns:w16cei="http://schemas.microsoft.com/office/word/2026/wordml/cei" xmlns:w16cex="http://schemas.microsoft.com/office/word/2018/wordml/cex" xmlns:w16cid="http://schemas.microsoft.com/office/word/2016/wordml/cid" xmlns:w16="http://schemas.microsoft.com/office/word/2018/wordml" xmlns:w16du="http://schemas.microsoft.com/office/word/2023/wordml/word16du" xmlns:w16sdtdh="http://schemas.microsoft.com/office/word/2020/wordml/sdtdatahash" xmlns:w16sdtfl="http://schemas.microsoft.com/office/word/2024/wordml/sdtformatlock" xmlns:w16se="http://schemas.microsoft.com/office/word/2015/wordml/symex" xmlns:wpg="http://schemas.microsoft.com/office/word/2010/wordprocessingGroup" xmlns:wpi="http://schemas.microsoft.com/office/word/2010/wordprocessingInk" xmlns:wne="http://schemas.microsoft.com/office/word/2006/wordml" xmlns:wps="http://schemas.microsoft.com/office/word/2010/wordprocessingShape" mc:Ignorable="w14 w15 w16se w16cid w16 w16cex w16sdtdh w16sdtfl w16du wp14">
+<w:glossaryDocument xmlns:wpc="http://schemas.microsoft.com/office/word/2010/wordprocessingCanvas" xmlns:cx="http://schemas.microsoft.com/office/drawing/2014/chartex" xmlns:cx1="http://schemas.microsoft.com/office/drawing/2015/9/8/chartex" xmlns:cx2="http://schemas.microsoft.com/office/drawing/2015/10/21/chartex" xmlns:cx3="http://schemas.microsoft.com/office/drawing/2016/5/9/chartex" xmlns:cx4="http://schemas.microsoft.com/office/drawing/2016/5/10/chartex" xmlns:cx5="http://schemas.microsoft.com/office/drawing/2016/5/11/chartex" xmlns:cx6="http://schemas.microsoft.com/office/drawing/2016/5/12/chartex" xmlns:cx7="http://schemas.microsoft.com/office/drawing/2016/5/13/chartex" xmlns:cx8="http://schemas.microsoft.com/office/drawing/2016/5/14/chartex" xmlns:mc="http://schemas.openxmlformats.org/markup-compatibility/2006" xmlns:aink="http://schemas.microsoft.com/office/drawing/2016/ink" xmlns:am3d="http://schemas.microsoft.com/office/drawing/2017/model3d" xmlns:o="urn:schemas-microsoft-com:office:office" xmlns:oel="http://schemas.microsoft.com/office/2019/extlst" xmlns:r="http://schemas.openxmlformats.org/officeDocument/2006/relationships" xmlns:m="http://schemas.openxmlformats.org/officeDocument/2006/math" xmlns:v="urn:schemas-microsoft-com:vml" xmlns:wp14="http://schemas.microsoft.com/office/word/2010/wordprocessingDrawing" xmlns:wp="http://schemas.openxmlformats.org/drawingml/2006/wordprocessingDrawing" xmlns:w10="urn:schemas-microsoft-com:office:word" xmlns:w="http://schemas.openxmlformats.org/wordprocessingml/2006/main" xmlns:w14="http://schemas.microsoft.com/office/word/2010/wordml" xmlns:w15="http://schemas.microsoft.com/office/word/2012/wordml" xmlns:w16cex="http://schemas.microsoft.com/office/word/2018/wordml/cex" xmlns:w16cid="http://schemas.microsoft.com/office/word/2016/wordml/cid" xmlns:w16="http://schemas.microsoft.com/office/word/2018/wordml" xmlns:w16du="http://schemas.microsoft.com/office/word/2023/wordml/word16du" xmlns:w16sdtdh="http://schemas.microsoft.com/office/word/2020/wordml/sdtdatahash" xmlns:w16sdtfl="http://schemas.microsoft.com/office/word/2024/wordml/sdtformatlock" xmlns:w16se="http://schemas.microsoft.com/office/word/2015/wordml/symex" xmlns:wpg="http://schemas.microsoft.com/office/word/2010/wordprocessingGroup" xmlns:wpi="http://schemas.microsoft.com/office/word/2010/wordprocessingInk" xmlns:wne="http://schemas.microsoft.com/office/word/2006/wordml" xmlns:wps="http://schemas.microsoft.com/office/word/2010/wordprocessingShape" mc:Ignorable="w14 w15 w16se w16cid w16 w16cex w16sdtdh w16sdtfl w16du wp14">
   <w:docParts>
     <w:docPart>
       <w:docPartPr>
@@ -2717,9 +3004,12 @@
     <w:rsid w:val="00281422"/>
     <w:rsid w:val="002E303F"/>
     <w:rsid w:val="00310334"/>
+    <w:rsid w:val="00383EB4"/>
+    <w:rsid w:val="003915BE"/>
     <w:rsid w:val="00522FD6"/>
     <w:rsid w:val="0054021A"/>
     <w:rsid w:val="005A1178"/>
+    <w:rsid w:val="005D4D21"/>
     <w:rsid w:val="007C4937"/>
     <w:rsid w:val="00866D70"/>
     <w:rsid w:val="009C0815"/>
@@ -2729,10 +3019,12 @@
     <w:rsid w:val="00AC0B1A"/>
     <w:rsid w:val="00AF311F"/>
     <w:rsid w:val="00B1323E"/>
+    <w:rsid w:val="00B316FA"/>
     <w:rsid w:val="00BD3389"/>
     <w:rsid w:val="00BD4201"/>
     <w:rsid w:val="00C573E8"/>
     <w:rsid w:val="00CB7258"/>
+    <w:rsid w:val="00D07282"/>
     <w:rsid w:val="00D922EB"/>
     <w:rsid w:val="00DE7775"/>
     <w:rsid w:val="00E16046"/>
@@ -2741,6 +3033,7 @@
     <w:rsid w:val="00F10700"/>
     <w:rsid w:val="00F95476"/>
     <w:rsid w:val="00FA4E8C"/>
+    <w:rsid w:val="00FC10DE"/>
   </w:rsids>
   <m:mathPr>
     <m:mathFont m:val="Cambria Math"/>
